--- a/2_Product Proposal/OnePager.docx
+++ b/2_Product Proposal/OnePager.docx
@@ -17,8 +17,8 @@
         <w:tblLook w:val="04A0" w:firstRow="1" w:lastRow="0" w:firstColumn="1" w:lastColumn="0" w:noHBand="0" w:noVBand="1"/>
       </w:tblPr>
       <w:tblGrid>
-        <w:gridCol w:w="2384"/>
-        <w:gridCol w:w="6688"/>
+        <w:gridCol w:w="2444"/>
+        <w:gridCol w:w="6854"/>
       </w:tblGrid>
       <w:tr>
         <w:tc>
@@ -26,14 +26,17 @@
             <w:tcW w:w="1314" w:type="pct"/>
           </w:tcPr>
           <w:p>
+            <w:pPr>
+              <w:spacing w:before="0"/>
+            </w:pPr>
             <w:r>
               <w:rPr>
                 <w:noProof/>
               </w:rPr>
               <w:drawing>
-                <wp:inline distT="0" distB="0" distL="0" distR="0" wp14:anchorId="2A562385" wp14:editId="08AF256C">
-                  <wp:extent cx="930000" cy="900000"/>
-                  <wp:effectExtent l="0" t="0" r="3810" b="0"/>
+                <wp:inline distT="0" distB="0" distL="0" distR="0" wp14:anchorId="2A562385" wp14:editId="5E11279E">
+                  <wp:extent cx="892800" cy="864000"/>
+                  <wp:effectExtent l="0" t="0" r="3175" b="0"/>
                   <wp:docPr id="277203553" name="Grafik 1"/>
                   <wp:cNvGraphicFramePr>
                     <a:graphicFrameLocks xmlns:a="http://schemas.openxmlformats.org/drawingml/2006/main" noChangeAspect="1"/>
@@ -63,7 +66,7 @@
                         <pic:spPr bwMode="auto">
                           <a:xfrm>
                             <a:off x="0" y="0"/>
-                            <a:ext cx="930000" cy="900000"/>
+                            <a:ext cx="892800" cy="864000"/>
                           </a:xfrm>
                           <a:prstGeom prst="rect">
                             <a:avLst/>
@@ -87,6 +90,7 @@
           </w:tcPr>
           <w:p>
             <w:pPr>
+              <w:spacing w:before="0"/>
               <w:jc w:val="right"/>
               <w:rPr>
                 <w:b/>
@@ -163,331 +167,376 @@
         </w:tc>
       </w:tr>
     </w:tbl>
-    <w:p/>
     <w:p>
       <w:pPr>
-        <w:numPr>
-          <w:ilvl w:val="0"/>
-          <w:numId w:val="4"/>
-        </w:numPr>
-        <w:tabs>
-          <w:tab w:val="clear" w:pos="624"/>
-          <w:tab w:val="num" w:pos="360"/>
-        </w:tabs>
+        <w:pStyle w:val="Heading2"/>
+      </w:pPr>
+      <w:r>
+        <w:t xml:space="preserve">Introduction </w:t>
+      </w:r>
+      <w:r>
+        <w:t>&amp;</w:t>
+      </w:r>
+      <w:r>
+        <w:t xml:space="preserve"> Problem Statement</w:t>
+      </w:r>
+    </w:p>
+    <w:p>
+      <w:pPr>
+        <w:spacing w:before="0"/>
+        <w:rPr>
+          <w:sz w:val="24"/>
+          <w:szCs w:val="28"/>
+        </w:rPr>
+      </w:pPr>
+      <w:r>
+        <w:rPr>
+          <w:sz w:val="24"/>
+          <w:szCs w:val="28"/>
+        </w:rPr>
+        <w:t xml:space="preserve">Monitoring heart rate is </w:t>
+      </w:r>
+      <w:r>
+        <w:rPr>
+          <w:sz w:val="24"/>
+          <w:szCs w:val="28"/>
+        </w:rPr>
+        <w:t>essential in healthcare, fitness, and safety applications.</w:t>
+      </w:r>
+      <w:r>
+        <w:rPr>
+          <w:sz w:val="24"/>
+          <w:szCs w:val="28"/>
+        </w:rPr>
+        <w:t xml:space="preserve"> Most commonly used </w:t>
+      </w:r>
+      <w:r>
+        <w:rPr>
+          <w:sz w:val="24"/>
+          <w:szCs w:val="28"/>
+        </w:rPr>
+        <w:t>solutions</w:t>
+      </w:r>
+      <w:r>
+        <w:rPr>
+          <w:sz w:val="24"/>
+          <w:szCs w:val="28"/>
+        </w:rPr>
+        <w:t xml:space="preserve"> rely on </w:t>
+      </w:r>
+      <w:r>
+        <w:rPr>
+          <w:sz w:val="24"/>
+          <w:szCs w:val="28"/>
+        </w:rPr>
+        <w:t>wearable devices (e.g., smartwatches</w:t>
+      </w:r>
+      <w:r>
+        <w:rPr>
+          <w:sz w:val="24"/>
+          <w:szCs w:val="28"/>
+        </w:rPr>
+        <w:t xml:space="preserve"> or</w:t>
+      </w:r>
+      <w:r>
+        <w:rPr>
+          <w:sz w:val="24"/>
+          <w:szCs w:val="28"/>
+        </w:rPr>
+        <w:t xml:space="preserve"> chest straps) that require direct </w:t>
+      </w:r>
+      <w:r>
+        <w:rPr>
+          <w:sz w:val="24"/>
+          <w:szCs w:val="28"/>
+        </w:rPr>
+        <w:t>contact with the body</w:t>
+      </w:r>
+      <w:r>
+        <w:rPr>
+          <w:sz w:val="24"/>
+          <w:szCs w:val="28"/>
+        </w:rPr>
+        <w:t xml:space="preserve">. </w:t>
+      </w:r>
+      <w:r>
+        <w:rPr>
+          <w:sz w:val="24"/>
+          <w:szCs w:val="28"/>
+        </w:rPr>
+        <w:t>However, this approach is not always practical or feasible</w:t>
+      </w:r>
+      <w:r>
+        <w:rPr>
+          <w:sz w:val="24"/>
+          <w:szCs w:val="28"/>
+        </w:rPr>
+        <w:t xml:space="preserve"> – </w:t>
+      </w:r>
+      <w:r>
+        <w:rPr>
+          <w:sz w:val="24"/>
+          <w:szCs w:val="28"/>
+        </w:rPr>
+        <w:t>for example, in long-term monitoring, sleep tracking, or when dealing with sensitive or immobile patients.</w:t>
+      </w:r>
+    </w:p>
+    <w:p>
+      <w:pPr>
+        <w:spacing w:before="0"/>
+        <w:rPr>
+          <w:sz w:val="24"/>
+          <w:szCs w:val="28"/>
+        </w:rPr>
+      </w:pPr>
+      <w:r>
+        <w:rPr>
+          <w:sz w:val="24"/>
+          <w:szCs w:val="28"/>
+        </w:rPr>
+        <w:t xml:space="preserve">A contactless solution </w:t>
+      </w:r>
+      <w:r>
+        <w:rPr>
+          <w:sz w:val="24"/>
+          <w:szCs w:val="28"/>
+        </w:rPr>
+        <w:t>could</w:t>
+      </w:r>
+      <w:r>
+        <w:rPr>
+          <w:sz w:val="24"/>
+          <w:szCs w:val="28"/>
+        </w:rPr>
+        <w:t xml:space="preserve"> significantly improve user comfort, simplify measurement procedures, and enable new applications in environments where wearable devices are impractical.</w:t>
+      </w:r>
+    </w:p>
+    <w:p>
+      <w:pPr>
+        <w:pStyle w:val="Heading2"/>
+      </w:pPr>
+      <w:r>
+        <w:t>System Concept</w:t>
+      </w:r>
+    </w:p>
+    <w:p>
+      <w:pPr>
+        <w:spacing w:before="0"/>
+        <w:rPr>
+          <w:sz w:val="24"/>
+          <w:szCs w:val="28"/>
+        </w:rPr>
+      </w:pPr>
+      <w:r>
+        <w:rPr>
+          <w:sz w:val="24"/>
+          <w:szCs w:val="28"/>
+        </w:rPr>
+        <w:t xml:space="preserve">Based on established research on Doppler radar physiological sensing </w:t>
+      </w:r>
+      <w:r>
+        <w:rPr>
+          <w:sz w:val="24"/>
+          <w:szCs w:val="28"/>
+        </w:rPr>
+        <w:fldChar w:fldCharType="begin"/>
+      </w:r>
+      <w:r>
+        <w:rPr>
+          <w:sz w:val="24"/>
+          <w:szCs w:val="28"/>
+        </w:rPr>
+        <w:instrText xml:space="preserve"> ADDIN ZOTERO_ITEM CSL_CITATION {"citationID":"9rnHGUwx","properties":{"formattedCitation":"[1]","plainCitation":"[1]","noteIndex":0},"citationItems":[{"id":130,"uris":["http://zotero.org/groups/6454601/items/W47MZ3CN"],"itemData":{"id":130,"type":"book","abstract":"Presents a comprehensive description of the theory and practical implementation of Doppler radar-based physiological monitoring This book includes an overview of current physiological monitoring techniques and explains the fundamental technology used in remote non-contact monitoring methods. Basic radio wave propagation and radar principles are introduced along with the fundamentals of physiological motion and measurement. Specific design and implementation considerations for physiological monitoring radar systems are then discussed in detail. The authors address current research and commercial development of Doppler radar based physiological monitoring for healthcare and other applications. . Explains pros and cons of different Doppler radar architectures, including CW, FMCW, and pulsed Doppler radar. Discusses nonlinear demodulation methods, explaining dc offset, dc information, center tracking, and demodulation enabled by dc cancellation. Reviews advanced system architectures that address issues of dc offset, spectrum folding, motion interference, and range resolution. Covers Doppler radar physiological measurements demonstrated to date, from basic cardiopulmonary rate extractions to more involved volume assessments Doppler Radar Physiological Sensing serves as a fundamental reference for radar, biomedical, and microwave engineers as well as healthcare professionals interested in remote physiological monitoring methods.","collection-title":"Wiley series in biomedical engineering and multi-disciplinary integrated systems","edition":"1st ed.","event-place":"Hoboken, New Jersey","ISBN":"978-1-119-07843-2","note":"DOI: 10.1002/9781119078418","publisher":"IEEE, Wiley","publisher-place":"Hoboken, New Jersey","title":"Doppler radar physiological sensing","author":[{"family":"Boric-Lubecke","given":"Olga"},{"family":"Lubecke","given":"Victor M."},{"family":"Droitcour","given":"Amy D."},{"family":"Park","given":"Byung-Kwon"},{"family":"Singh","given":"Aditya"}],"issued":{"date-parts":[["2016"]]}}}],"schema":"https://github.com/citation-style-language/schema/raw/master/csl-citation.json"} </w:instrText>
+      </w:r>
+      <w:r>
+        <w:rPr>
+          <w:sz w:val="24"/>
+          <w:szCs w:val="28"/>
+        </w:rPr>
+        <w:fldChar w:fldCharType="separate"/>
+      </w:r>
+      <w:r>
+        <w:rPr>
+          <w:rFonts w:cs="Arial"/>
+          <w:sz w:val="24"/>
+        </w:rPr>
+        <w:t>[1]</w:t>
+      </w:r>
+      <w:r>
+        <w:rPr>
+          <w:sz w:val="24"/>
+          <w:szCs w:val="28"/>
+        </w:rPr>
+        <w:fldChar w:fldCharType="end"/>
+      </w:r>
+      <w:r>
+        <w:rPr>
+          <w:sz w:val="24"/>
+          <w:szCs w:val="28"/>
+        </w:rPr>
+        <w:t>,</w:t>
+      </w:r>
+      <w:r>
+        <w:rPr>
+          <w:sz w:val="24"/>
+          <w:szCs w:val="28"/>
+        </w:rPr>
+        <w:t xml:space="preserve"> </w:t>
+      </w:r>
+      <w:r>
+        <w:rPr>
+          <w:sz w:val="24"/>
+          <w:szCs w:val="28"/>
+        </w:rPr>
+        <w:t>t</w:t>
+      </w:r>
+      <w:r>
+        <w:rPr>
+          <w:sz w:val="24"/>
+          <w:szCs w:val="28"/>
+        </w:rPr>
+        <w:t xml:space="preserve">his project proposes a </w:t>
+      </w:r>
+      <w:r>
         <w:rPr>
           <w:b/>
           <w:bCs/>
           <w:sz w:val="24"/>
           <w:szCs w:val="28"/>
-          <w:lang/>
-        </w:rPr>
-      </w:pPr>
+        </w:rPr>
+        <w:t>contactless heart rate monitoring system</w:t>
+      </w:r>
       <w:r>
         <w:rPr>
           <w:b/>
           <w:bCs/>
           <w:sz w:val="24"/>
           <w:szCs w:val="28"/>
-          <w:lang/>
-        </w:rPr>
-        <w:t>Problem</w:t>
+        </w:rPr>
+        <w:t xml:space="preserve"> </w:t>
+      </w:r>
+      <w:r>
+        <w:rPr>
+          <w:sz w:val="24"/>
+          <w:szCs w:val="28"/>
+        </w:rPr>
+        <w:t xml:space="preserve">using microwave </w:t>
+      </w:r>
+      <w:r>
+        <w:rPr>
+          <w:sz w:val="24"/>
+          <w:szCs w:val="28"/>
+        </w:rPr>
+        <w:t xml:space="preserve">Doppler </w:t>
+      </w:r>
+      <w:r>
+        <w:rPr>
+          <w:sz w:val="24"/>
+          <w:szCs w:val="28"/>
+        </w:rPr>
+        <w:t>radar</w:t>
+      </w:r>
+      <w:r>
+        <w:rPr>
+          <w:sz w:val="24"/>
+          <w:szCs w:val="28"/>
+        </w:rPr>
+        <w:t xml:space="preserve">. The system is </w:t>
+      </w:r>
+      <w:r>
+        <w:rPr>
+          <w:sz w:val="24"/>
+          <w:szCs w:val="28"/>
+        </w:rPr>
+        <w:t xml:space="preserve">based on the </w:t>
+      </w:r>
+      <w:r>
+        <w:rPr>
+          <w:b/>
+          <w:bCs/>
+          <w:sz w:val="24"/>
+          <w:szCs w:val="28"/>
+        </w:rPr>
+        <w:t>K-LC5 Doppler radar module</w:t>
+      </w:r>
+      <w:r>
+        <w:rPr>
+          <w:sz w:val="24"/>
+          <w:szCs w:val="28"/>
+        </w:rPr>
+        <w:t xml:space="preserve"> and an </w:t>
+      </w:r>
+      <w:r>
+        <w:rPr>
+          <w:b/>
+          <w:bCs/>
+          <w:sz w:val="24"/>
+          <w:szCs w:val="28"/>
+        </w:rPr>
+        <w:t>STM32F4 microcontroller</w:t>
+      </w:r>
+      <w:r>
+        <w:rPr>
+          <w:sz w:val="24"/>
+          <w:szCs w:val="28"/>
+        </w:rPr>
+        <w:t>.</w:t>
+      </w:r>
+      <w:r>
+        <w:rPr>
+          <w:sz w:val="24"/>
+          <w:szCs w:val="28"/>
+        </w:rPr>
+        <w:t xml:space="preserve"> The radar </w:t>
+      </w:r>
+      <w:r>
+        <w:rPr>
+          <w:sz w:val="24"/>
+          <w:szCs w:val="28"/>
+        </w:rPr>
+        <w:t>detects micro-movements of the human chest caused by cardiac activity.</w:t>
+      </w:r>
+      <w:r>
+        <w:rPr>
+          <w:sz w:val="24"/>
+          <w:szCs w:val="28"/>
+        </w:rPr>
+        <w:t xml:space="preserve"> </w:t>
+      </w:r>
+      <w:r>
+        <w:rPr>
+          <w:sz w:val="24"/>
+          <w:szCs w:val="28"/>
+        </w:rPr>
+        <w:t xml:space="preserve">The STM32F4 processes </w:t>
+      </w:r>
+      <w:r>
+        <w:rPr>
+          <w:sz w:val="24"/>
+          <w:szCs w:val="28"/>
+        </w:rPr>
+        <w:t>the radar output signal</w:t>
+      </w:r>
+      <w:r>
+        <w:rPr>
+          <w:sz w:val="24"/>
+          <w:szCs w:val="28"/>
+        </w:rPr>
+        <w:t>, applies filtering and frequency analysis, and extracts the heart rate in real time.</w:t>
       </w:r>
     </w:p>
     <w:p>
       <w:pPr>
-        <w:rPr>
-          <w:sz w:val="24"/>
-          <w:szCs w:val="28"/>
-          <w:lang/>
-        </w:rPr>
-      </w:pPr>
-      <w:r>
-        <w:rPr>
-          <w:sz w:val="24"/>
-          <w:szCs w:val="28"/>
-          <w:lang/>
-        </w:rPr>
-        <w:t xml:space="preserve">Monitoring heart rate is </w:t>
-      </w:r>
-      <w:r>
-        <w:rPr>
-          <w:sz w:val="24"/>
-          <w:szCs w:val="28"/>
-        </w:rPr>
-        <w:t>is essential in healthcare, fitness, and safety applications.</w:t>
-      </w:r>
-      <w:r>
-        <w:rPr>
-          <w:sz w:val="24"/>
-          <w:szCs w:val="28"/>
-          <w:lang/>
-        </w:rPr>
-        <w:t xml:space="preserve"> Most commonly used </w:t>
-      </w:r>
-      <w:r>
-        <w:rPr>
-          <w:sz w:val="24"/>
-          <w:szCs w:val="28"/>
-        </w:rPr>
-        <w:t>solutions</w:t>
-      </w:r>
-      <w:r>
-        <w:rPr>
-          <w:sz w:val="24"/>
-          <w:szCs w:val="28"/>
-          <w:lang/>
-        </w:rPr>
-        <w:t xml:space="preserve"> rely on </w:t>
-      </w:r>
-      <w:r>
-        <w:rPr>
-          <w:sz w:val="24"/>
-          <w:szCs w:val="28"/>
-        </w:rPr>
-        <w:t xml:space="preserve">wearable devices (e.g., smartwatches, chest straps) that require direct </w:t>
-      </w:r>
-      <w:r>
-        <w:rPr>
-          <w:sz w:val="24"/>
-          <w:szCs w:val="28"/>
-        </w:rPr>
-        <w:t>body</w:t>
-      </w:r>
-      <w:r>
-        <w:rPr>
-          <w:sz w:val="24"/>
-          <w:szCs w:val="28"/>
-        </w:rPr>
-        <w:t xml:space="preserve"> contact</w:t>
-      </w:r>
-      <w:r>
-        <w:rPr>
-          <w:sz w:val="24"/>
-          <w:szCs w:val="28"/>
-          <w:lang/>
-        </w:rPr>
-        <w:t xml:space="preserve">. </w:t>
-      </w:r>
-      <w:r>
-        <w:rPr>
-          <w:sz w:val="24"/>
-          <w:szCs w:val="28"/>
-        </w:rPr>
-        <w:t>However, this approach is not always practical or feasible</w:t>
-      </w:r>
-      <w:r>
-        <w:rPr>
-          <w:sz w:val="24"/>
-          <w:szCs w:val="28"/>
-        </w:rPr>
-        <w:t xml:space="preserve"> – </w:t>
-      </w:r>
-      <w:r>
-        <w:rPr>
-          <w:sz w:val="24"/>
-          <w:szCs w:val="28"/>
-          <w:lang/>
-        </w:rPr>
-        <w:t>for example, in long-term monitoring, sleep tracking, or when dealing with sensitive or immobile patients.</w:t>
-      </w:r>
-    </w:p>
-    <w:p>
-      <w:pPr>
-        <w:rPr>
-          <w:sz w:val="24"/>
-          <w:szCs w:val="28"/>
-        </w:rPr>
-      </w:pPr>
-      <w:r>
-        <w:rPr>
-          <w:sz w:val="24"/>
-          <w:szCs w:val="28"/>
-          <w:lang/>
-        </w:rPr>
-        <w:t>A contactless solution would significantly improve user comfort, simplify measurement procedures, and enable new applications in environments where wearable devices are impractical.</w:t>
-      </w:r>
-    </w:p>
-    <w:p>
-      <w:pPr>
-        <w:rPr>
-          <w:sz w:val="24"/>
-          <w:szCs w:val="28"/>
-        </w:rPr>
-      </w:pPr>
-    </w:p>
-    <w:p>
-      <w:pPr>
-        <w:numPr>
-          <w:ilvl w:val="0"/>
-          <w:numId w:val="4"/>
-        </w:numPr>
-        <w:tabs>
-          <w:tab w:val="clear" w:pos="624"/>
-          <w:tab w:val="num" w:pos="360"/>
-        </w:tabs>
-        <w:rPr>
-          <w:b/>
-          <w:bCs/>
-          <w:sz w:val="24"/>
-          <w:szCs w:val="28"/>
-          <w:lang/>
-        </w:rPr>
-      </w:pPr>
-      <w:r>
-        <w:rPr>
-          <w:b/>
-          <w:bCs/>
-          <w:sz w:val="24"/>
-          <w:szCs w:val="28"/>
-          <w:lang/>
-        </w:rPr>
-        <w:t>Solution</w:t>
-      </w:r>
-    </w:p>
-    <w:p>
-      <w:pPr>
-        <w:rPr>
-          <w:sz w:val="24"/>
-          <w:szCs w:val="28"/>
-          <w:lang/>
-        </w:rPr>
-      </w:pPr>
-      <w:r>
-        <w:rPr>
-          <w:sz w:val="24"/>
-          <w:szCs w:val="28"/>
-          <w:lang/>
-        </w:rPr>
-        <w:t xml:space="preserve">This project proposes a </w:t>
-      </w:r>
-      <w:r>
-        <w:rPr>
-          <w:b/>
-          <w:bCs/>
-          <w:sz w:val="24"/>
-          <w:szCs w:val="28"/>
-          <w:lang/>
-        </w:rPr>
-        <w:t>contactless heart rate monitoring system</w:t>
-      </w:r>
-      <w:r>
-        <w:rPr>
-          <w:b/>
-          <w:bCs/>
-          <w:sz w:val="24"/>
-          <w:szCs w:val="28"/>
-        </w:rPr>
-        <w:t xml:space="preserve"> </w:t>
-      </w:r>
-      <w:r>
-        <w:rPr>
-          <w:sz w:val="24"/>
-          <w:szCs w:val="28"/>
-          <w:lang/>
-        </w:rPr>
-        <w:t>using microwave radar signals</w:t>
-      </w:r>
-      <w:r>
-        <w:rPr>
-          <w:sz w:val="24"/>
-          <w:szCs w:val="28"/>
-        </w:rPr>
-        <w:t xml:space="preserve">. </w:t>
-      </w:r>
-      <w:r>
-        <w:rPr>
-          <w:sz w:val="24"/>
-          <w:szCs w:val="28"/>
-        </w:rPr>
-        <w:t xml:space="preserve">The system is </w:t>
-      </w:r>
-      <w:r>
-        <w:rPr>
-          <w:sz w:val="24"/>
-          <w:szCs w:val="28"/>
-          <w:lang/>
-        </w:rPr>
-        <w:t xml:space="preserve">based on the </w:t>
-      </w:r>
-      <w:r>
-        <w:rPr>
-          <w:b/>
-          <w:bCs/>
-          <w:sz w:val="24"/>
-          <w:szCs w:val="28"/>
-          <w:lang/>
-        </w:rPr>
-        <w:t>K-LC5 Doppler radar module</w:t>
-      </w:r>
-      <w:r>
-        <w:rPr>
-          <w:sz w:val="24"/>
-          <w:szCs w:val="28"/>
-          <w:lang/>
-        </w:rPr>
-        <w:t xml:space="preserve"> and an </w:t>
-      </w:r>
-      <w:r>
-        <w:rPr>
-          <w:b/>
-          <w:bCs/>
-          <w:sz w:val="24"/>
-          <w:szCs w:val="28"/>
-          <w:lang/>
-        </w:rPr>
-        <w:t>STM32F4 microcontroller</w:t>
-      </w:r>
-      <w:r>
-        <w:rPr>
-          <w:sz w:val="24"/>
-          <w:szCs w:val="28"/>
-          <w:lang/>
-        </w:rPr>
-        <w:t>.</w:t>
-      </w:r>
-      <w:r>
-        <w:rPr>
-          <w:sz w:val="24"/>
-          <w:szCs w:val="28"/>
-        </w:rPr>
-        <w:t xml:space="preserve"> The radar </w:t>
-      </w:r>
-      <w:r>
-        <w:rPr>
-          <w:sz w:val="24"/>
-          <w:szCs w:val="28"/>
-          <w:lang/>
-        </w:rPr>
-        <w:t>detects micro-movements of the human chest caused by cardiac activity.</w:t>
-      </w:r>
-      <w:r>
-        <w:rPr>
-          <w:sz w:val="24"/>
-          <w:szCs w:val="28"/>
-        </w:rPr>
-        <w:t xml:space="preserve"> </w:t>
-      </w:r>
-      <w:r>
-        <w:rPr>
-          <w:sz w:val="24"/>
-          <w:szCs w:val="28"/>
-          <w:lang/>
-        </w:rPr>
-        <w:t>These signals contain periodic components corresponding to both respiration and heartbeat. The STM32F4 microcontroller processes the analog output of the radar module, applies filtering and frequency analysis, and extracts the heart rate in real time.</w:t>
-      </w:r>
-    </w:p>
-    <w:p>
-      <w:pPr>
-        <w:rPr>
-          <w:sz w:val="24"/>
-          <w:szCs w:val="28"/>
-        </w:rPr>
-      </w:pPr>
-      <w:r>
-        <w:rPr>
-          <w:sz w:val="24"/>
-          <w:szCs w:val="28"/>
-          <w:lang/>
+        <w:spacing w:before="80"/>
+        <w:rPr>
+          <w:sz w:val="24"/>
+          <w:szCs w:val="28"/>
+        </w:rPr>
+      </w:pPr>
+      <w:r>
+        <w:rPr>
+          <w:sz w:val="24"/>
+          <w:szCs w:val="28"/>
         </w:rPr>
         <w:t>Key features of the system include:</w:t>
       </w:r>
@@ -511,7 +560,6 @@
           <w:bCs/>
           <w:sz w:val="24"/>
           <w:szCs w:val="28"/>
-          <w:lang/>
         </w:rPr>
         <w:t>Contactless operation</w:t>
       </w:r>
@@ -519,7 +567,6 @@
         <w:rPr>
           <w:sz w:val="24"/>
           <w:szCs w:val="28"/>
-          <w:lang/>
         </w:rPr>
         <w:t>: No physical sensors attached to the body</w:t>
       </w:r>
@@ -543,7 +590,6 @@
           <w:bCs/>
           <w:sz w:val="24"/>
           <w:szCs w:val="28"/>
-          <w:lang/>
         </w:rPr>
         <w:t>High sensitivity</w:t>
       </w:r>
@@ -551,7 +597,6 @@
         <w:rPr>
           <w:sz w:val="24"/>
           <w:szCs w:val="28"/>
-          <w:lang/>
         </w:rPr>
         <w:t>: Detection of sub-millimeter chest movements</w:t>
       </w:r>
@@ -575,7 +620,6 @@
           <w:bCs/>
           <w:sz w:val="24"/>
           <w:szCs w:val="28"/>
-          <w:lang/>
         </w:rPr>
         <w:t>Measurement range</w:t>
       </w:r>
@@ -583,9 +627,8 @@
         <w:rPr>
           <w:sz w:val="24"/>
           <w:szCs w:val="28"/>
-          <w:lang/>
-        </w:rPr>
-        <w:t>: Effective operation at short distances (typically up to ~1–2 m)</w:t>
+        </w:rPr>
+        <w:t>: Effective operation at short distances (typically up to 1–2 m)</w:t>
       </w:r>
     </w:p>
     <w:p>
@@ -607,7 +650,6 @@
           <w:bCs/>
           <w:sz w:val="24"/>
           <w:szCs w:val="28"/>
-          <w:lang/>
         </w:rPr>
         <w:t>Real-time processing</w:t>
       </w:r>
@@ -615,7 +657,6 @@
         <w:rPr>
           <w:sz w:val="24"/>
           <w:szCs w:val="28"/>
-          <w:lang/>
         </w:rPr>
         <w:t>: On-board signal processing using STM32F4</w:t>
       </w:r>
@@ -639,7 +680,6 @@
           <w:bCs/>
           <w:sz w:val="24"/>
           <w:szCs w:val="28"/>
-          <w:lang/>
         </w:rPr>
         <w:t>Compact embedded system</w:t>
       </w:r>
@@ -647,25 +687,38 @@
         <w:rPr>
           <w:sz w:val="24"/>
           <w:szCs w:val="28"/>
-          <w:lang/>
         </w:rPr>
         <w:t>: Suitable for integration into various environments</w:t>
       </w:r>
     </w:p>
     <w:p>
       <w:pPr>
-        <w:rPr>
-          <w:sz w:val="24"/>
-          <w:szCs w:val="28"/>
-        </w:rPr>
-      </w:pPr>
-      <w:r>
-        <w:rPr>
-          <w:sz w:val="24"/>
-          <w:szCs w:val="28"/>
-          <w:lang/>
-        </w:rPr>
-        <w:t xml:space="preserve">While the accuracy may be lower compared to medical-grade ECG systems, the proposed solution provides sufficient precision for </w:t>
+        <w:spacing w:before="80"/>
+        <w:rPr>
+          <w:sz w:val="24"/>
+          <w:szCs w:val="28"/>
+        </w:rPr>
+      </w:pPr>
+      <w:r>
+        <w:rPr>
+          <w:sz w:val="24"/>
+          <w:szCs w:val="28"/>
+        </w:rPr>
+        <w:t>Although the accuracy may be lower compared to medical-grade ECG systems, the proposed solution provide</w:t>
+      </w:r>
+      <w:r>
+        <w:rPr>
+          <w:sz w:val="24"/>
+          <w:szCs w:val="28"/>
+        </w:rPr>
+        <w:t>s</w:t>
+      </w:r>
+      <w:r>
+        <w:rPr>
+          <w:sz w:val="24"/>
+          <w:szCs w:val="28"/>
+        </w:rPr>
+        <w:t xml:space="preserve"> sufficient precision for </w:t>
       </w:r>
       <w:r>
         <w:rPr>
@@ -673,35 +726,131 @@
           <w:bCs/>
           <w:sz w:val="24"/>
           <w:szCs w:val="28"/>
-          <w:lang/>
-        </w:rPr>
-        <w:t>continuous monitoring, trend analysis, and presence detection</w:t>
-      </w:r>
-      <w:r>
-        <w:rPr>
-          <w:sz w:val="24"/>
-          <w:szCs w:val="28"/>
-          <w:lang/>
+        </w:rPr>
+        <w:t>continuous monitoring and trend analysis</w:t>
+      </w:r>
+      <w:r>
+        <w:rPr>
+          <w:sz w:val="24"/>
+          <w:szCs w:val="28"/>
+        </w:rPr>
+        <w:t xml:space="preserve"> </w:t>
+      </w:r>
+      <w:r>
+        <w:rPr>
+          <w:sz w:val="24"/>
+          <w:szCs w:val="28"/>
+        </w:rPr>
+        <w:fldChar w:fldCharType="begin"/>
+      </w:r>
+      <w:r>
+        <w:rPr>
+          <w:sz w:val="24"/>
+          <w:szCs w:val="28"/>
+        </w:rPr>
+        <w:instrText xml:space="preserve"> ADDIN ZOTERO_ITEM CSL_CITATION {"citationID":"pi5v23i3","properties":{"formattedCitation":"[2]","plainCitation":"[2]","noteIndex":0},"citationItems":[{"id":132,"uris":["http://zotero.org/groups/6454601/items/IS7JHPYJ"],"itemData":{"id":132,"type":"article-journal","abstract":"The potential of microwave Doppler radar in non-contact vital sign detection is significant; however, prevailing radar-based heart rate (HR) and heart rate variability (HRV) monitoring technologies often necessitate data lengths surpassing 10 s, leading to increased detection latency and inaccurate HRV estimates. To address this problem, this paper introduces a novel network integrating a frequency representation module and a residual in residual module for the precise estimation and tracking of HR from concise time series, followed by HRV monitoring. The network adeptly transforms radar signals from the time domain to the frequency domain, yielding high-resolution spectrum representation within specified frequency intervals. This significantly reduces latency and improves HRV estimation accuracy by using data that are only 4 s in length. This study uses simulation data, Frequency-Modulated Continuous-Wave radar-measured data, and Continuous-Wave radar data to validate the model. Experimental results show that despite the shortened data length, the average heart rate measurement accuracy of the algorithm remains above 95% with no loss of estimation accuracy. This study contributes an efficient heart rate variability estimation algorithm to the domain of non-contact vital sign detection, offering significant practical application value.","container-title":"Sensors (Basel, Switzerland)","DOI":"10.3390/s24072026","ISSN":"1424-8220","issue":"7","journalAbbreviation":"SENSORS-BASEL","language":"eng","note":"publisher-place: Switzerland\npublisher: MDPI AG","page":"2026-","source":"zhaw.swisscovery.slsp.ch","title":"Heart Rate Variability Monitoring Based on Doppler Radar Using Deep Learning","volume":"24","author":[{"family":"Yuan","given":"Sha"},{"family":"Fan","given":"Shaocan"},{"family":"Deng","given":"Zhenmiao"},{"family":"Pan","given":"Pingping"}],"issued":{"date-parts":[["2024"]]}}}],"schema":"https://github.com/citation-style-language/schema/raw/master/csl-citation.json"} </w:instrText>
+      </w:r>
+      <w:r>
+        <w:rPr>
+          <w:sz w:val="24"/>
+          <w:szCs w:val="28"/>
+        </w:rPr>
+        <w:fldChar w:fldCharType="separate"/>
+      </w:r>
+      <w:r>
+        <w:rPr>
+          <w:rFonts w:cs="Arial"/>
+          <w:sz w:val="24"/>
+        </w:rPr>
+        <w:t>[2]</w:t>
+      </w:r>
+      <w:r>
+        <w:rPr>
+          <w:sz w:val="24"/>
+          <w:szCs w:val="28"/>
+        </w:rPr>
+        <w:fldChar w:fldCharType="end"/>
+      </w:r>
+      <w:r>
+        <w:rPr>
+          <w:sz w:val="24"/>
+          <w:szCs w:val="28"/>
         </w:rPr>
         <w:t>.</w:t>
       </w:r>
     </w:p>
     <w:p>
       <w:pPr>
+        <w:pStyle w:val="Heading2"/>
+      </w:pPr>
+      <w:r>
+        <w:t>Development Plan</w:t>
+      </w:r>
+    </w:p>
+    <w:p>
+      <w:pPr>
+        <w:spacing w:before="0"/>
+        <w:rPr>
+          <w:sz w:val="24"/>
+          <w:szCs w:val="28"/>
+        </w:rPr>
+      </w:pPr>
+      <w:r>
+        <w:rPr>
+          <w:sz w:val="24"/>
+          <w:szCs w:val="28"/>
+        </w:rPr>
+        <w:t>The implementation of the system requires:</w:t>
+      </w:r>
+    </w:p>
+    <w:p>
+      <w:pPr>
+        <w:pStyle w:val="ListParagraph"/>
         <w:numPr>
           <w:ilvl w:val="0"/>
-          <w:numId w:val="4"/>
+          <w:numId w:val="28"/>
         </w:numPr>
-        <w:tabs>
-          <w:tab w:val="clear" w:pos="624"/>
-          <w:tab w:val="num" w:pos="360"/>
-        </w:tabs>
+        <w:spacing w:before="0"/>
+        <w:rPr>
+          <w:sz w:val="24"/>
+          <w:szCs w:val="28"/>
+        </w:rPr>
+      </w:pPr>
+      <w:r>
+        <w:rPr>
+          <w:sz w:val="24"/>
+          <w:szCs w:val="28"/>
+        </w:rPr>
+        <w:t xml:space="preserve">Design of an </w:t>
+      </w:r>
+      <w:r>
         <w:rPr>
           <w:b/>
           <w:bCs/>
           <w:sz w:val="24"/>
           <w:szCs w:val="28"/>
-          <w:lang/>
+        </w:rPr>
+        <w:t>analog front-end</w:t>
+      </w:r>
+      <w:r>
+        <w:rPr>
+          <w:sz w:val="24"/>
+          <w:szCs w:val="28"/>
+        </w:rPr>
+        <w:t xml:space="preserve"> for radar signal conditioning</w:t>
+      </w:r>
+    </w:p>
+    <w:p>
+      <w:pPr>
+        <w:pStyle w:val="ListParagraph"/>
+        <w:numPr>
+          <w:ilvl w:val="0"/>
+          <w:numId w:val="28"/>
+        </w:numPr>
+        <w:spacing w:before="0"/>
+        <w:rPr>
+          <w:sz w:val="24"/>
+          <w:szCs w:val="28"/>
         </w:rPr>
       </w:pPr>
       <w:r>
@@ -711,28 +860,427 @@
           <w:sz w:val="24"/>
           <w:szCs w:val="28"/>
         </w:rPr>
-        <w:t>Plan</w:t>
+        <w:t>Integration of the K-LC5 radar module</w:t>
+      </w:r>
+      <w:r>
+        <w:rPr>
+          <w:sz w:val="24"/>
+          <w:szCs w:val="28"/>
+        </w:rPr>
+        <w:t xml:space="preserve"> with the STM32F4 Discovery board</w:t>
       </w:r>
     </w:p>
     <w:p>
       <w:pPr>
-        <w:rPr>
-          <w:sz w:val="24"/>
-          <w:szCs w:val="28"/>
-        </w:rPr>
-      </w:pPr>
-      <w:r>
-        <w:rPr>
-          <w:sz w:val="24"/>
-          <w:szCs w:val="28"/>
-        </w:rPr>
-        <w:t>…</w:t>
+        <w:pStyle w:val="ListParagraph"/>
+        <w:numPr>
+          <w:ilvl w:val="0"/>
+          <w:numId w:val="28"/>
+        </w:numPr>
+        <w:spacing w:before="0"/>
+        <w:rPr>
+          <w:sz w:val="24"/>
+          <w:szCs w:val="28"/>
+        </w:rPr>
+      </w:pPr>
+      <w:r>
+        <w:rPr>
+          <w:sz w:val="24"/>
+          <w:szCs w:val="28"/>
+        </w:rPr>
+        <w:t>Signal acquisition using the STM32 ADC</w:t>
+      </w:r>
+    </w:p>
+    <w:p>
+      <w:pPr>
+        <w:pStyle w:val="ListParagraph"/>
+        <w:numPr>
+          <w:ilvl w:val="0"/>
+          <w:numId w:val="28"/>
+        </w:numPr>
+        <w:spacing w:before="0"/>
+        <w:rPr>
+          <w:sz w:val="24"/>
+          <w:szCs w:val="28"/>
+        </w:rPr>
+      </w:pPr>
+      <w:r>
+        <w:rPr>
+          <w:b/>
+          <w:bCs/>
+          <w:sz w:val="24"/>
+          <w:szCs w:val="28"/>
+        </w:rPr>
+        <w:t>Firmware development</w:t>
+      </w:r>
+      <w:r>
+        <w:rPr>
+          <w:sz w:val="24"/>
+          <w:szCs w:val="28"/>
+        </w:rPr>
+        <w:t xml:space="preserve"> for filtering, respiration suppression, and heart rate extraction</w:t>
+      </w:r>
+    </w:p>
+    <w:p>
+      <w:pPr>
+        <w:pStyle w:val="ListParagraph"/>
+        <w:numPr>
+          <w:ilvl w:val="0"/>
+          <w:numId w:val="28"/>
+        </w:numPr>
+        <w:spacing w:before="0"/>
+        <w:rPr>
+          <w:sz w:val="24"/>
+          <w:szCs w:val="28"/>
+        </w:rPr>
+      </w:pPr>
+      <w:r>
+        <w:rPr>
+          <w:b/>
+          <w:bCs/>
+          <w:sz w:val="24"/>
+          <w:szCs w:val="28"/>
+        </w:rPr>
+        <w:t>Visualization of measurement data</w:t>
+      </w:r>
+      <w:r>
+        <w:rPr>
+          <w:sz w:val="24"/>
+          <w:szCs w:val="28"/>
+        </w:rPr>
+        <w:t xml:space="preserve"> via a suitable interface</w:t>
+      </w:r>
+    </w:p>
+    <w:p>
+      <w:pPr>
+        <w:pStyle w:val="ListParagraph"/>
+        <w:numPr>
+          <w:ilvl w:val="0"/>
+          <w:numId w:val="28"/>
+        </w:numPr>
+        <w:spacing w:before="0"/>
+        <w:rPr>
+          <w:sz w:val="24"/>
+          <w:szCs w:val="28"/>
+        </w:rPr>
+      </w:pPr>
+      <w:r>
+        <w:rPr>
+          <w:sz w:val="24"/>
+          <w:szCs w:val="28"/>
+        </w:rPr>
+        <w:t xml:space="preserve">Additionally, a </w:t>
+      </w:r>
+      <w:r>
+        <w:rPr>
+          <w:b/>
+          <w:bCs/>
+          <w:sz w:val="24"/>
+          <w:szCs w:val="28"/>
+        </w:rPr>
+        <w:t>dielectric lens</w:t>
+      </w:r>
+      <w:r>
+        <w:rPr>
+          <w:sz w:val="24"/>
+          <w:szCs w:val="28"/>
+        </w:rPr>
+        <w:t xml:space="preserve"> may be used to focus the radar beam and improve signal quality</w:t>
+      </w:r>
+    </w:p>
+    <w:p>
+      <w:pPr>
+        <w:pStyle w:val="Heading2"/>
+      </w:pPr>
+      <w:r>
+        <w:lastRenderedPageBreak/>
+        <w:t>Declaration of AI</w:t>
+      </w:r>
+    </w:p>
+    <w:p>
+      <w:pPr>
+        <w:rPr>
+          <w:sz w:val="24"/>
+          <w:szCs w:val="28"/>
+        </w:rPr>
+      </w:pPr>
+      <w:r>
+        <w:rPr>
+          <w:sz w:val="24"/>
+          <w:szCs w:val="28"/>
+        </w:rPr>
+        <w:t>It should be noted that generative AI systems were used as supporting tools during the preparation of this project proposal. In particular, ChatGPT was used for language refinement, clarification of technical concepts, and assistance with structuring the document.</w:t>
+      </w:r>
+    </w:p>
+    <w:p>
+      <w:pPr>
+        <w:pStyle w:val="Heading2"/>
+      </w:pPr>
+      <w:r>
+        <w:t>Reference</w:t>
+      </w:r>
+      <w:r>
+        <w:t>s</w:t>
+      </w:r>
+    </w:p>
+    <w:p>
+      <w:pPr>
+        <w:pStyle w:val="Bibliography"/>
+        <w:rPr>
+          <w:rFonts w:cs="Arial"/>
+          <w:sz w:val="24"/>
+          <w:szCs w:val="28"/>
+        </w:rPr>
+      </w:pPr>
+      <w:r>
+        <w:fldChar w:fldCharType="begin"/>
+      </w:r>
+      <w:r>
+        <w:instrText xml:space="preserve"> ADDIN ZOTERO_BIBL {"uncited":[],"omitted":[],"custom":[]} CSL_BIBLIOGRAPHY </w:instrText>
+      </w:r>
+      <w:r>
+        <w:fldChar w:fldCharType="separate"/>
+      </w:r>
+      <w:r>
+        <w:rPr>
+          <w:rFonts w:cs="Arial"/>
+        </w:rPr>
+        <w:t>[1]</w:t>
+      </w:r>
+      <w:r>
+        <w:rPr>
+          <w:rFonts w:cs="Arial"/>
+        </w:rPr>
+        <w:tab/>
+      </w:r>
+      <w:r>
+        <w:rPr>
+          <w:rFonts w:cs="Arial"/>
+          <w:sz w:val="24"/>
+          <w:szCs w:val="28"/>
+        </w:rPr>
+        <w:t xml:space="preserve">O. Boric-Lubecke, V. M. Lubecke, A. D. </w:t>
+      </w:r>
+      <w:proofErr w:type="spellStart"/>
+      <w:r>
+        <w:rPr>
+          <w:rFonts w:cs="Arial"/>
+          <w:sz w:val="24"/>
+          <w:szCs w:val="28"/>
+        </w:rPr>
+        <w:t>Droitcour</w:t>
+      </w:r>
+      <w:proofErr w:type="spellEnd"/>
+      <w:r>
+        <w:rPr>
+          <w:rFonts w:cs="Arial"/>
+          <w:sz w:val="24"/>
+          <w:szCs w:val="28"/>
+        </w:rPr>
+        <w:t xml:space="preserve">, B.-K. Park, und A. Singh, </w:t>
+      </w:r>
+      <w:r>
+        <w:rPr>
+          <w:rFonts w:cs="Arial"/>
+          <w:i/>
+          <w:iCs/>
+          <w:sz w:val="24"/>
+          <w:szCs w:val="28"/>
+        </w:rPr>
+        <w:t>Doppler radar physiological sensing</w:t>
+      </w:r>
+      <w:r>
+        <w:rPr>
+          <w:rFonts w:cs="Arial"/>
+          <w:sz w:val="24"/>
+          <w:szCs w:val="28"/>
+        </w:rPr>
+        <w:t xml:space="preserve">, 1st ed. in Wiley series in biomedical engineering and multi-disciplinary integrated systems. Hoboken, New Jersey: IEEE, Wiley, 2016. </w:t>
+      </w:r>
+      <w:proofErr w:type="spellStart"/>
+      <w:r>
+        <w:rPr>
+          <w:rFonts w:cs="Arial"/>
+          <w:sz w:val="24"/>
+          <w:szCs w:val="28"/>
+        </w:rPr>
+        <w:t>doi</w:t>
+      </w:r>
+      <w:proofErr w:type="spellEnd"/>
+      <w:r>
+        <w:rPr>
+          <w:rFonts w:cs="Arial"/>
+          <w:sz w:val="24"/>
+          <w:szCs w:val="28"/>
+        </w:rPr>
+        <w:t>: 10.1002/9781119078418.</w:t>
+      </w:r>
+    </w:p>
+    <w:p>
+      <w:pPr>
+        <w:pStyle w:val="Bibliography"/>
+        <w:rPr>
+          <w:rFonts w:cs="Arial"/>
+          <w:sz w:val="24"/>
+          <w:szCs w:val="28"/>
+        </w:rPr>
+      </w:pPr>
+      <w:r>
+        <w:rPr>
+          <w:rFonts w:cs="Arial"/>
+          <w:sz w:val="24"/>
+          <w:szCs w:val="28"/>
+        </w:rPr>
+        <w:t>[2]</w:t>
+      </w:r>
+      <w:r>
+        <w:rPr>
+          <w:rFonts w:cs="Arial"/>
+          <w:sz w:val="24"/>
+          <w:szCs w:val="28"/>
+        </w:rPr>
+        <w:tab/>
+        <w:t xml:space="preserve">S. Yuan, S. Fan, Z. Deng, und P. Pan, „Heart Rate Variability Monitoring Based on Doppler Radar Using Deep Learning“, </w:t>
+      </w:r>
+      <w:r>
+        <w:rPr>
+          <w:rFonts w:cs="Arial"/>
+          <w:i/>
+          <w:iCs/>
+          <w:sz w:val="24"/>
+          <w:szCs w:val="28"/>
+        </w:rPr>
+        <w:t>SENSORS-BASEL</w:t>
+      </w:r>
+      <w:r>
+        <w:rPr>
+          <w:rFonts w:cs="Arial"/>
+          <w:sz w:val="24"/>
+          <w:szCs w:val="28"/>
+        </w:rPr>
+        <w:t xml:space="preserve">, Bd. 24, Nr. 7, S. 2026-, 2024, </w:t>
+      </w:r>
+      <w:proofErr w:type="spellStart"/>
+      <w:r>
+        <w:rPr>
+          <w:rFonts w:cs="Arial"/>
+          <w:sz w:val="24"/>
+          <w:szCs w:val="28"/>
+        </w:rPr>
+        <w:t>doi</w:t>
+      </w:r>
+      <w:proofErr w:type="spellEnd"/>
+      <w:r>
+        <w:rPr>
+          <w:rFonts w:cs="Arial"/>
+          <w:sz w:val="24"/>
+          <w:szCs w:val="28"/>
+        </w:rPr>
+        <w:t>: 10.3390/s24072026.</w:t>
+      </w:r>
+    </w:p>
+    <w:p>
+      <w:r>
+        <w:fldChar w:fldCharType="end"/>
+      </w:r>
+    </w:p>
+    <w:p>
+      <w:pPr>
+        <w:rPr>
+          <w:highlight w:val="yellow"/>
+        </w:rPr>
+      </w:pPr>
+      <w:r>
+        <w:rPr>
+          <w:highlight w:val="yellow"/>
+        </w:rPr>
+        <w:t>TODO List:</w:t>
+      </w:r>
+    </w:p>
+    <w:p>
+      <w:pPr>
+        <w:pStyle w:val="ListParagraph"/>
+        <w:numPr>
+          <w:ilvl w:val="0"/>
+          <w:numId w:val="30"/>
+        </w:numPr>
+        <w:rPr>
+          <w:highlight w:val="yellow"/>
+        </w:rPr>
+      </w:pPr>
+      <w:proofErr w:type="spellStart"/>
+      <w:r>
+        <w:rPr>
+          <w:highlight w:val="yellow"/>
+        </w:rPr>
+        <w:t>Image</w:t>
+      </w:r>
+      <w:proofErr w:type="spellEnd"/>
+    </w:p>
+    <w:p>
+      <w:pPr>
+        <w:pStyle w:val="ListParagraph"/>
+        <w:numPr>
+          <w:ilvl w:val="0"/>
+          <w:numId w:val="30"/>
+        </w:numPr>
+        <w:rPr>
+          <w:highlight w:val="yellow"/>
+        </w:rPr>
+      </w:pPr>
+      <w:r>
+        <w:rPr>
+          <w:highlight w:val="yellow"/>
+        </w:rPr>
+        <w:t xml:space="preserve">+ </w:t>
+      </w:r>
+      <w:r>
+        <w:rPr>
+          <w:highlight w:val="yellow"/>
+        </w:rPr>
+        <w:t>Key elements need to be labeled or</w:t>
+      </w:r>
+      <w:r>
+        <w:rPr>
+          <w:highlight w:val="yellow"/>
+        </w:rPr>
+        <w:t xml:space="preserve"> </w:t>
+      </w:r>
+      <w:r>
+        <w:rPr>
+          <w:highlight w:val="yellow"/>
+        </w:rPr>
+        <w:t>numbered and discussed in text</w:t>
+      </w:r>
+    </w:p>
+    <w:p>
+      <w:pPr>
+        <w:pStyle w:val="ListParagraph"/>
+        <w:numPr>
+          <w:ilvl w:val="0"/>
+          <w:numId w:val="30"/>
+        </w:numPr>
+        <w:rPr>
+          <w:highlight w:val="yellow"/>
+        </w:rPr>
+      </w:pPr>
+      <w:r>
+        <w:rPr>
+          <w:highlight w:val="yellow"/>
+        </w:rPr>
+        <w:t>+ AI declaration</w:t>
+      </w:r>
+      <w:r>
+        <w:rPr>
+          <w:highlight w:val="yellow"/>
+        </w:rPr>
+        <w:t xml:space="preserve"> for image generation</w:t>
       </w:r>
     </w:p>
     <w:sectPr>
       <w:footerReference w:type="default" r:id="rId9"/>
       <w:pgSz w:w="11906" w:h="16838"/>
-      <w:pgMar w:top="1417" w:right="1417" w:bottom="1134" w:left="1417" w:header="708" w:footer="708" w:gutter="0"/>
+      <w:pgMar w:top="1134" w:right="1304" w:bottom="1134" w:left="1304" w:header="709" w:footer="709" w:gutter="0"/>
       <w:cols w:space="708"/>
       <w:docGrid w:linePitch="360"/>
     </w:sectPr>
@@ -829,15 +1377,7 @@
       <w:ptab w:relativeTo="margin" w:alignment="right" w:leader="none"/>
     </w:r>
     <w:r>
-      <w:t xml:space="preserve"> Bogdans Grebnevs (</w:t>
-    </w:r>
-    <w:proofErr w:type="spellStart"/>
-    <w:r>
-      <w:t>grebnbog</w:t>
-    </w:r>
-    <w:proofErr w:type="spellEnd"/>
-    <w:r>
-      <w:t>)</w:t>
+      <w:t xml:space="preserve"> Bogdans Grebnevs (grebnbog)</w:t>
     </w:r>
   </w:p>
 </w:ftr>
@@ -871,6 +1411,118 @@
 <file path=word/numbering.xml><?xml version="1.0" encoding="utf-8"?>
 <w:numbering xmlns:wpc="http://schemas.microsoft.com/office/word/2010/wordprocessingCanvas" xmlns:cx="http://schemas.microsoft.com/office/drawing/2014/chartex" xmlns:cx1="http://schemas.microsoft.com/office/drawing/2015/9/8/chartex" xmlns:cx2="http://schemas.microsoft.com/office/drawing/2015/10/21/chartex" xmlns:cx3="http://schemas.microsoft.com/office/drawing/2016/5/9/chartex" xmlns:cx4="http://schemas.microsoft.com/office/drawing/2016/5/10/chartex" xmlns:cx5="http://schemas.microsoft.com/office/drawing/2016/5/11/chartex" xmlns:cx6="http://schemas.microsoft.com/office/drawing/2016/5/12/chartex" xmlns:cx7="http://schemas.microsoft.com/office/drawing/2016/5/13/chartex" xmlns:cx8="http://schemas.microsoft.com/office/drawing/2016/5/14/chartex" xmlns:mc="http://schemas.openxmlformats.org/markup-compatibility/2006" xmlns:aink="http://schemas.microsoft.com/office/drawing/2016/ink" xmlns:am3d="http://schemas.microsoft.com/office/drawing/2017/model3d" xmlns:o="urn:schemas-microsoft-com:office:office" xmlns:oel="http://schemas.microsoft.com/office/2019/extlst" xmlns:r="http://schemas.openxmlformats.org/officeDocument/2006/relationships" xmlns:m="http://schemas.openxmlformats.org/officeDocument/2006/math" xmlns:v="urn:schemas-microsoft-com:vml" xmlns:wp14="http://schemas.microsoft.com/office/word/2010/wordprocessingDrawing" xmlns:wp="http://schemas.openxmlformats.org/drawingml/2006/wordprocessingDrawing" xmlns:w10="urn:schemas-microsoft-com:office:word" xmlns:w="http://schemas.openxmlformats.org/wordprocessingml/2006/main" xmlns:w14="http://schemas.microsoft.com/office/word/2010/wordml" xmlns:w15="http://schemas.microsoft.com/office/word/2012/wordml" xmlns:w16cex="http://schemas.microsoft.com/office/word/2018/wordml/cex" xmlns:w16cid="http://schemas.microsoft.com/office/word/2016/wordml/cid" xmlns:w16="http://schemas.microsoft.com/office/word/2018/wordml" xmlns:w16du="http://schemas.microsoft.com/office/word/2023/wordml/word16du" xmlns:w16sdtdh="http://schemas.microsoft.com/office/word/2020/wordml/sdtdatahash" xmlns:w16sdtfl="http://schemas.microsoft.com/office/word/2024/wordml/sdtformatlock" xmlns:w16se="http://schemas.microsoft.com/office/word/2015/wordml/symex" xmlns:wpg="http://schemas.microsoft.com/office/word/2010/wordprocessingGroup" xmlns:wpi="http://schemas.microsoft.com/office/word/2010/wordprocessingInk" xmlns:wne="http://schemas.microsoft.com/office/word/2006/wordml" xmlns:wps="http://schemas.microsoft.com/office/word/2010/wordprocessingShape" mc:Ignorable="w14 w15 w16se w16cid w16 w16cex w16sdtdh w16sdtfl w16du wp14">
   <w:abstractNum w:abstractNumId="0" w15:restartNumberingAfterBreak="0">
+    <w:nsid w:val="028604E7"/>
+    <w:multiLevelType w:val="hybridMultilevel"/>
+    <w:tmpl w:val="2446E7DE"/>
+    <w:lvl w:ilvl="0" w:tplc="518A8EDC">
+      <w:numFmt w:val="bullet"/>
+      <w:lvlText w:val="-"/>
+      <w:lvlJc w:val="left"/>
+      <w:pPr>
+        <w:ind w:left="720" w:hanging="360"/>
+      </w:pPr>
+      <w:rPr>
+        <w:rFonts w:ascii="Arial" w:eastAsia="Times New Roman" w:hAnsi="Arial" w:cs="Arial" w:hint="default"/>
+      </w:rPr>
+    </w:lvl>
+    <w:lvl w:ilvl="1" w:tplc="10000003" w:tentative="1">
+      <w:start w:val="1"/>
+      <w:numFmt w:val="bullet"/>
+      <w:lvlText w:val="o"/>
+      <w:lvlJc w:val="left"/>
+      <w:pPr>
+        <w:ind w:left="1440" w:hanging="360"/>
+      </w:pPr>
+      <w:rPr>
+        <w:rFonts w:ascii="Courier New" w:hAnsi="Courier New" w:cs="Courier New" w:hint="default"/>
+      </w:rPr>
+    </w:lvl>
+    <w:lvl w:ilvl="2" w:tplc="10000005" w:tentative="1">
+      <w:start w:val="1"/>
+      <w:numFmt w:val="bullet"/>
+      <w:lvlText w:val=""/>
+      <w:lvlJc w:val="left"/>
+      <w:pPr>
+        <w:ind w:left="2160" w:hanging="360"/>
+      </w:pPr>
+      <w:rPr>
+        <w:rFonts w:ascii="Wingdings" w:hAnsi="Wingdings" w:hint="default"/>
+      </w:rPr>
+    </w:lvl>
+    <w:lvl w:ilvl="3" w:tplc="10000001" w:tentative="1">
+      <w:start w:val="1"/>
+      <w:numFmt w:val="bullet"/>
+      <w:lvlText w:val=""/>
+      <w:lvlJc w:val="left"/>
+      <w:pPr>
+        <w:ind w:left="2880" w:hanging="360"/>
+      </w:pPr>
+      <w:rPr>
+        <w:rFonts w:ascii="Symbol" w:hAnsi="Symbol" w:hint="default"/>
+      </w:rPr>
+    </w:lvl>
+    <w:lvl w:ilvl="4" w:tplc="10000003" w:tentative="1">
+      <w:start w:val="1"/>
+      <w:numFmt w:val="bullet"/>
+      <w:lvlText w:val="o"/>
+      <w:lvlJc w:val="left"/>
+      <w:pPr>
+        <w:ind w:left="3600" w:hanging="360"/>
+      </w:pPr>
+      <w:rPr>
+        <w:rFonts w:ascii="Courier New" w:hAnsi="Courier New" w:cs="Courier New" w:hint="default"/>
+      </w:rPr>
+    </w:lvl>
+    <w:lvl w:ilvl="5" w:tplc="10000005" w:tentative="1">
+      <w:start w:val="1"/>
+      <w:numFmt w:val="bullet"/>
+      <w:lvlText w:val=""/>
+      <w:lvlJc w:val="left"/>
+      <w:pPr>
+        <w:ind w:left="4320" w:hanging="360"/>
+      </w:pPr>
+      <w:rPr>
+        <w:rFonts w:ascii="Wingdings" w:hAnsi="Wingdings" w:hint="default"/>
+      </w:rPr>
+    </w:lvl>
+    <w:lvl w:ilvl="6" w:tplc="10000001" w:tentative="1">
+      <w:start w:val="1"/>
+      <w:numFmt w:val="bullet"/>
+      <w:lvlText w:val=""/>
+      <w:lvlJc w:val="left"/>
+      <w:pPr>
+        <w:ind w:left="5040" w:hanging="360"/>
+      </w:pPr>
+      <w:rPr>
+        <w:rFonts w:ascii="Symbol" w:hAnsi="Symbol" w:hint="default"/>
+      </w:rPr>
+    </w:lvl>
+    <w:lvl w:ilvl="7" w:tplc="10000003" w:tentative="1">
+      <w:start w:val="1"/>
+      <w:numFmt w:val="bullet"/>
+      <w:lvlText w:val="o"/>
+      <w:lvlJc w:val="left"/>
+      <w:pPr>
+        <w:ind w:left="5760" w:hanging="360"/>
+      </w:pPr>
+      <w:rPr>
+        <w:rFonts w:ascii="Courier New" w:hAnsi="Courier New" w:cs="Courier New" w:hint="default"/>
+      </w:rPr>
+    </w:lvl>
+    <w:lvl w:ilvl="8" w:tplc="10000005" w:tentative="1">
+      <w:start w:val="1"/>
+      <w:numFmt w:val="bullet"/>
+      <w:lvlText w:val=""/>
+      <w:lvlJc w:val="left"/>
+      <w:pPr>
+        <w:ind w:left="6480" w:hanging="360"/>
+      </w:pPr>
+      <w:rPr>
+        <w:rFonts w:ascii="Wingdings" w:hAnsi="Wingdings" w:hint="default"/>
+      </w:rPr>
+    </w:lvl>
+  </w:abstractNum>
+  <w:abstractNum w:abstractNumId="1" w15:restartNumberingAfterBreak="0">
     <w:nsid w:val="048931CD"/>
     <w:multiLevelType w:val="hybridMultilevel"/>
     <w:tmpl w:val="61A0BE2E"/>
@@ -983,7 +1635,7 @@
       </w:rPr>
     </w:lvl>
   </w:abstractNum>
-  <w:abstractNum w:abstractNumId="1" w15:restartNumberingAfterBreak="0">
+  <w:abstractNum w:abstractNumId="2" w15:restartNumberingAfterBreak="0">
     <w:nsid w:val="066E57BD"/>
     <w:multiLevelType w:val="hybridMultilevel"/>
     <w:tmpl w:val="52DE8F16"/>
@@ -1096,7 +1748,7 @@
       </w:rPr>
     </w:lvl>
   </w:abstractNum>
-  <w:abstractNum w:abstractNumId="2" w15:restartNumberingAfterBreak="0">
+  <w:abstractNum w:abstractNumId="3" w15:restartNumberingAfterBreak="0">
     <w:nsid w:val="09E660C1"/>
     <w:multiLevelType w:val="hybridMultilevel"/>
     <w:tmpl w:val="2676CDC0"/>
@@ -1209,7 +1861,7 @@
       </w:rPr>
     </w:lvl>
   </w:abstractNum>
-  <w:abstractNum w:abstractNumId="3" w15:restartNumberingAfterBreak="0">
+  <w:abstractNum w:abstractNumId="4" w15:restartNumberingAfterBreak="0">
     <w:nsid w:val="0ABE3F2A"/>
     <w:multiLevelType w:val="hybridMultilevel"/>
     <w:tmpl w:val="CE2E3E0C"/>
@@ -1322,7 +1974,7 @@
       </w:rPr>
     </w:lvl>
   </w:abstractNum>
-  <w:abstractNum w:abstractNumId="4" w15:restartNumberingAfterBreak="0">
+  <w:abstractNum w:abstractNumId="5" w15:restartNumberingAfterBreak="0">
     <w:nsid w:val="0C000D51"/>
     <w:multiLevelType w:val="hybridMultilevel"/>
     <w:tmpl w:val="139A4500"/>
@@ -1435,7 +2087,7 @@
       </w:rPr>
     </w:lvl>
   </w:abstractNum>
-  <w:abstractNum w:abstractNumId="5" w15:restartNumberingAfterBreak="0">
+  <w:abstractNum w:abstractNumId="6" w15:restartNumberingAfterBreak="0">
     <w:nsid w:val="107E523E"/>
     <w:multiLevelType w:val="hybridMultilevel"/>
     <w:tmpl w:val="9D2AEB30"/>
@@ -1548,7 +2200,7 @@
       </w:rPr>
     </w:lvl>
   </w:abstractNum>
-  <w:abstractNum w:abstractNumId="6" w15:restartNumberingAfterBreak="0">
+  <w:abstractNum w:abstractNumId="7" w15:restartNumberingAfterBreak="0">
     <w:nsid w:val="12BE2565"/>
     <w:multiLevelType w:val="hybridMultilevel"/>
     <w:tmpl w:val="8E04D912"/>
@@ -1661,7 +2313,7 @@
       </w:rPr>
     </w:lvl>
   </w:abstractNum>
-  <w:abstractNum w:abstractNumId="7" w15:restartNumberingAfterBreak="0">
+  <w:abstractNum w:abstractNumId="8" w15:restartNumberingAfterBreak="0">
     <w:nsid w:val="1B5362D8"/>
     <w:multiLevelType w:val="hybridMultilevel"/>
     <w:tmpl w:val="6644A7BA"/>
@@ -1774,7 +2426,7 @@
       </w:rPr>
     </w:lvl>
   </w:abstractNum>
-  <w:abstractNum w:abstractNumId="8" w15:restartNumberingAfterBreak="0">
+  <w:abstractNum w:abstractNumId="9" w15:restartNumberingAfterBreak="0">
     <w:nsid w:val="1BC9143B"/>
     <w:multiLevelType w:val="hybridMultilevel"/>
     <w:tmpl w:val="992EFE48"/>
@@ -1887,7 +2539,7 @@
       </w:rPr>
     </w:lvl>
   </w:abstractNum>
-  <w:abstractNum w:abstractNumId="9" w15:restartNumberingAfterBreak="0">
+  <w:abstractNum w:abstractNumId="10" w15:restartNumberingAfterBreak="0">
     <w:nsid w:val="24907169"/>
     <w:multiLevelType w:val="multilevel"/>
     <w:tmpl w:val="3A8EA3C6"/>
@@ -2036,7 +2688,7 @@
       </w:rPr>
     </w:lvl>
   </w:abstractNum>
-  <w:abstractNum w:abstractNumId="10" w15:restartNumberingAfterBreak="0">
+  <w:abstractNum w:abstractNumId="11" w15:restartNumberingAfterBreak="0">
     <w:nsid w:val="27202F86"/>
     <w:multiLevelType w:val="hybridMultilevel"/>
     <w:tmpl w:val="BC4C6622"/>
@@ -2149,7 +2801,7 @@
       </w:rPr>
     </w:lvl>
   </w:abstractNum>
-  <w:abstractNum w:abstractNumId="11" w15:restartNumberingAfterBreak="0">
+  <w:abstractNum w:abstractNumId="12" w15:restartNumberingAfterBreak="0">
     <w:nsid w:val="27B73EFC"/>
     <w:multiLevelType w:val="hybridMultilevel"/>
     <w:tmpl w:val="1C647302"/>
@@ -2262,7 +2914,7 @@
       </w:rPr>
     </w:lvl>
   </w:abstractNum>
-  <w:abstractNum w:abstractNumId="12" w15:restartNumberingAfterBreak="0">
+  <w:abstractNum w:abstractNumId="13" w15:restartNumberingAfterBreak="0">
     <w:nsid w:val="2A4B3AA0"/>
     <w:multiLevelType w:val="hybridMultilevel"/>
     <w:tmpl w:val="954ABEE6"/>
@@ -2375,7 +3027,7 @@
       </w:rPr>
     </w:lvl>
   </w:abstractNum>
-  <w:abstractNum w:abstractNumId="13" w15:restartNumberingAfterBreak="0">
+  <w:abstractNum w:abstractNumId="14" w15:restartNumberingAfterBreak="0">
     <w:nsid w:val="31997646"/>
     <w:multiLevelType w:val="hybridMultilevel"/>
     <w:tmpl w:val="469C25B4"/>
@@ -2488,7 +3140,7 @@
       </w:rPr>
     </w:lvl>
   </w:abstractNum>
-  <w:abstractNum w:abstractNumId="14" w15:restartNumberingAfterBreak="0">
+  <w:abstractNum w:abstractNumId="15" w15:restartNumberingAfterBreak="0">
     <w:nsid w:val="344E60B0"/>
     <w:multiLevelType w:val="hybridMultilevel"/>
     <w:tmpl w:val="15A23E7C"/>
@@ -2601,7 +3253,7 @@
       </w:rPr>
     </w:lvl>
   </w:abstractNum>
-  <w:abstractNum w:abstractNumId="15" w15:restartNumberingAfterBreak="0">
+  <w:abstractNum w:abstractNumId="16" w15:restartNumberingAfterBreak="0">
     <w:nsid w:val="3BC36B15"/>
     <w:multiLevelType w:val="hybridMultilevel"/>
     <w:tmpl w:val="3EFEED5E"/>
@@ -2714,7 +3366,7 @@
       </w:rPr>
     </w:lvl>
   </w:abstractNum>
-  <w:abstractNum w:abstractNumId="16" w15:restartNumberingAfterBreak="0">
+  <w:abstractNum w:abstractNumId="17" w15:restartNumberingAfterBreak="0">
     <w:nsid w:val="40BC2F2B"/>
     <w:multiLevelType w:val="hybridMultilevel"/>
     <w:tmpl w:val="E5CC52B6"/>
@@ -2827,7 +3479,7 @@
       </w:rPr>
     </w:lvl>
   </w:abstractNum>
-  <w:abstractNum w:abstractNumId="17" w15:restartNumberingAfterBreak="0">
+  <w:abstractNum w:abstractNumId="18" w15:restartNumberingAfterBreak="0">
     <w:nsid w:val="445E7D45"/>
     <w:multiLevelType w:val="hybridMultilevel"/>
     <w:tmpl w:val="2C06489C"/>
@@ -2940,7 +3592,7 @@
       </w:rPr>
     </w:lvl>
   </w:abstractNum>
-  <w:abstractNum w:abstractNumId="18" w15:restartNumberingAfterBreak="0">
+  <w:abstractNum w:abstractNumId="19" w15:restartNumberingAfterBreak="0">
     <w:nsid w:val="45551DCA"/>
     <w:multiLevelType w:val="hybridMultilevel"/>
     <w:tmpl w:val="21A2CA4C"/>
@@ -3053,7 +3705,119 @@
       </w:rPr>
     </w:lvl>
   </w:abstractNum>
-  <w:abstractNum w:abstractNumId="19" w15:restartNumberingAfterBreak="0">
+  <w:abstractNum w:abstractNumId="20" w15:restartNumberingAfterBreak="0">
+    <w:nsid w:val="58A033E1"/>
+    <w:multiLevelType w:val="hybridMultilevel"/>
+    <w:tmpl w:val="EF4E0EBE"/>
+    <w:lvl w:ilvl="0" w:tplc="10000001">
+      <w:numFmt w:val="bullet"/>
+      <w:lvlText w:val=""/>
+      <w:lvlJc w:val="left"/>
+      <w:pPr>
+        <w:ind w:left="720" w:hanging="360"/>
+      </w:pPr>
+      <w:rPr>
+        <w:rFonts w:ascii="Symbol" w:eastAsia="Times New Roman" w:hAnsi="Symbol" w:cs="Times New Roman" w:hint="default"/>
+      </w:rPr>
+    </w:lvl>
+    <w:lvl w:ilvl="1" w:tplc="10000003">
+      <w:start w:val="1"/>
+      <w:numFmt w:val="bullet"/>
+      <w:lvlText w:val="o"/>
+      <w:lvlJc w:val="left"/>
+      <w:pPr>
+        <w:ind w:left="1440" w:hanging="360"/>
+      </w:pPr>
+      <w:rPr>
+        <w:rFonts w:ascii="Courier New" w:hAnsi="Courier New" w:cs="Courier New" w:hint="default"/>
+      </w:rPr>
+    </w:lvl>
+    <w:lvl w:ilvl="2" w:tplc="10000005" w:tentative="1">
+      <w:start w:val="1"/>
+      <w:numFmt w:val="bullet"/>
+      <w:lvlText w:val=""/>
+      <w:lvlJc w:val="left"/>
+      <w:pPr>
+        <w:ind w:left="2160" w:hanging="360"/>
+      </w:pPr>
+      <w:rPr>
+        <w:rFonts w:ascii="Wingdings" w:hAnsi="Wingdings" w:hint="default"/>
+      </w:rPr>
+    </w:lvl>
+    <w:lvl w:ilvl="3" w:tplc="10000001" w:tentative="1">
+      <w:start w:val="1"/>
+      <w:numFmt w:val="bullet"/>
+      <w:lvlText w:val=""/>
+      <w:lvlJc w:val="left"/>
+      <w:pPr>
+        <w:ind w:left="2880" w:hanging="360"/>
+      </w:pPr>
+      <w:rPr>
+        <w:rFonts w:ascii="Symbol" w:hAnsi="Symbol" w:hint="default"/>
+      </w:rPr>
+    </w:lvl>
+    <w:lvl w:ilvl="4" w:tplc="10000003" w:tentative="1">
+      <w:start w:val="1"/>
+      <w:numFmt w:val="bullet"/>
+      <w:lvlText w:val="o"/>
+      <w:lvlJc w:val="left"/>
+      <w:pPr>
+        <w:ind w:left="3600" w:hanging="360"/>
+      </w:pPr>
+      <w:rPr>
+        <w:rFonts w:ascii="Courier New" w:hAnsi="Courier New" w:cs="Courier New" w:hint="default"/>
+      </w:rPr>
+    </w:lvl>
+    <w:lvl w:ilvl="5" w:tplc="10000005" w:tentative="1">
+      <w:start w:val="1"/>
+      <w:numFmt w:val="bullet"/>
+      <w:lvlText w:val=""/>
+      <w:lvlJc w:val="left"/>
+      <w:pPr>
+        <w:ind w:left="4320" w:hanging="360"/>
+      </w:pPr>
+      <w:rPr>
+        <w:rFonts w:ascii="Wingdings" w:hAnsi="Wingdings" w:hint="default"/>
+      </w:rPr>
+    </w:lvl>
+    <w:lvl w:ilvl="6" w:tplc="10000001" w:tentative="1">
+      <w:start w:val="1"/>
+      <w:numFmt w:val="bullet"/>
+      <w:lvlText w:val=""/>
+      <w:lvlJc w:val="left"/>
+      <w:pPr>
+        <w:ind w:left="5040" w:hanging="360"/>
+      </w:pPr>
+      <w:rPr>
+        <w:rFonts w:ascii="Symbol" w:hAnsi="Symbol" w:hint="default"/>
+      </w:rPr>
+    </w:lvl>
+    <w:lvl w:ilvl="7" w:tplc="10000003" w:tentative="1">
+      <w:start w:val="1"/>
+      <w:numFmt w:val="bullet"/>
+      <w:lvlText w:val="o"/>
+      <w:lvlJc w:val="left"/>
+      <w:pPr>
+        <w:ind w:left="5760" w:hanging="360"/>
+      </w:pPr>
+      <w:rPr>
+        <w:rFonts w:ascii="Courier New" w:hAnsi="Courier New" w:cs="Courier New" w:hint="default"/>
+      </w:rPr>
+    </w:lvl>
+    <w:lvl w:ilvl="8" w:tplc="10000005" w:tentative="1">
+      <w:start w:val="1"/>
+      <w:numFmt w:val="bullet"/>
+      <w:lvlText w:val=""/>
+      <w:lvlJc w:val="left"/>
+      <w:pPr>
+        <w:ind w:left="6480" w:hanging="360"/>
+      </w:pPr>
+      <w:rPr>
+        <w:rFonts w:ascii="Wingdings" w:hAnsi="Wingdings" w:hint="default"/>
+      </w:rPr>
+    </w:lvl>
+  </w:abstractNum>
+  <w:abstractNum w:abstractNumId="21" w15:restartNumberingAfterBreak="0">
     <w:nsid w:val="5C3B0FA4"/>
     <w:multiLevelType w:val="multilevel"/>
     <w:tmpl w:val="453A1342"/>
@@ -3077,7 +3841,6 @@
     <w:lvl w:ilvl="1">
       <w:start w:val="1"/>
       <w:numFmt w:val="decimal"/>
-      <w:pStyle w:val="Heading2"/>
       <w:isLgl/>
       <w:lvlText w:val="%1.%2."/>
       <w:lvlJc w:val="left"/>
@@ -3203,7 +3966,7 @@
       </w:rPr>
     </w:lvl>
   </w:abstractNum>
-  <w:abstractNum w:abstractNumId="20" w15:restartNumberingAfterBreak="0">
+  <w:abstractNum w:abstractNumId="22" w15:restartNumberingAfterBreak="0">
     <w:nsid w:val="672E2ED5"/>
     <w:multiLevelType w:val="hybridMultilevel"/>
     <w:tmpl w:val="9A620AAA"/>
@@ -3289,7 +4052,7 @@
       </w:pPr>
     </w:lvl>
   </w:abstractNum>
-  <w:abstractNum w:abstractNumId="21" w15:restartNumberingAfterBreak="0">
+  <w:abstractNum w:abstractNumId="23" w15:restartNumberingAfterBreak="0">
     <w:nsid w:val="68FA795F"/>
     <w:multiLevelType w:val="multilevel"/>
     <w:tmpl w:val="B8B0D7FC"/>
@@ -3438,7 +4201,120 @@
       </w:rPr>
     </w:lvl>
   </w:abstractNum>
-  <w:abstractNum w:abstractNumId="22" w15:restartNumberingAfterBreak="0">
+  <w:abstractNum w:abstractNumId="24" w15:restartNumberingAfterBreak="0">
+    <w:nsid w:val="72BB4588"/>
+    <w:multiLevelType w:val="hybridMultilevel"/>
+    <w:tmpl w:val="9692ED8E"/>
+    <w:lvl w:ilvl="0" w:tplc="7F3E1340">
+      <w:start w:val="1"/>
+      <w:numFmt w:val="bullet"/>
+      <w:lvlText w:val=""/>
+      <w:lvlJc w:val="left"/>
+      <w:pPr>
+        <w:ind w:left="284" w:hanging="284"/>
+      </w:pPr>
+      <w:rPr>
+        <w:rFonts w:ascii="Wingdings" w:hAnsi="Wingdings" w:hint="default"/>
+      </w:rPr>
+    </w:lvl>
+    <w:lvl w:ilvl="1" w:tplc="10000003" w:tentative="1">
+      <w:start w:val="1"/>
+      <w:numFmt w:val="bullet"/>
+      <w:lvlText w:val="o"/>
+      <w:lvlJc w:val="left"/>
+      <w:pPr>
+        <w:ind w:left="1440" w:hanging="360"/>
+      </w:pPr>
+      <w:rPr>
+        <w:rFonts w:ascii="Courier New" w:hAnsi="Courier New" w:cs="Courier New" w:hint="default"/>
+      </w:rPr>
+    </w:lvl>
+    <w:lvl w:ilvl="2" w:tplc="10000005" w:tentative="1">
+      <w:start w:val="1"/>
+      <w:numFmt w:val="bullet"/>
+      <w:lvlText w:val=""/>
+      <w:lvlJc w:val="left"/>
+      <w:pPr>
+        <w:ind w:left="2160" w:hanging="360"/>
+      </w:pPr>
+      <w:rPr>
+        <w:rFonts w:ascii="Wingdings" w:hAnsi="Wingdings" w:hint="default"/>
+      </w:rPr>
+    </w:lvl>
+    <w:lvl w:ilvl="3" w:tplc="10000001" w:tentative="1">
+      <w:start w:val="1"/>
+      <w:numFmt w:val="bullet"/>
+      <w:lvlText w:val=""/>
+      <w:lvlJc w:val="left"/>
+      <w:pPr>
+        <w:ind w:left="2880" w:hanging="360"/>
+      </w:pPr>
+      <w:rPr>
+        <w:rFonts w:ascii="Symbol" w:hAnsi="Symbol" w:hint="default"/>
+      </w:rPr>
+    </w:lvl>
+    <w:lvl w:ilvl="4" w:tplc="10000003" w:tentative="1">
+      <w:start w:val="1"/>
+      <w:numFmt w:val="bullet"/>
+      <w:lvlText w:val="o"/>
+      <w:lvlJc w:val="left"/>
+      <w:pPr>
+        <w:ind w:left="3600" w:hanging="360"/>
+      </w:pPr>
+      <w:rPr>
+        <w:rFonts w:ascii="Courier New" w:hAnsi="Courier New" w:cs="Courier New" w:hint="default"/>
+      </w:rPr>
+    </w:lvl>
+    <w:lvl w:ilvl="5" w:tplc="10000005" w:tentative="1">
+      <w:start w:val="1"/>
+      <w:numFmt w:val="bullet"/>
+      <w:lvlText w:val=""/>
+      <w:lvlJc w:val="left"/>
+      <w:pPr>
+        <w:ind w:left="4320" w:hanging="360"/>
+      </w:pPr>
+      <w:rPr>
+        <w:rFonts w:ascii="Wingdings" w:hAnsi="Wingdings" w:hint="default"/>
+      </w:rPr>
+    </w:lvl>
+    <w:lvl w:ilvl="6" w:tplc="10000001" w:tentative="1">
+      <w:start w:val="1"/>
+      <w:numFmt w:val="bullet"/>
+      <w:lvlText w:val=""/>
+      <w:lvlJc w:val="left"/>
+      <w:pPr>
+        <w:ind w:left="5040" w:hanging="360"/>
+      </w:pPr>
+      <w:rPr>
+        <w:rFonts w:ascii="Symbol" w:hAnsi="Symbol" w:hint="default"/>
+      </w:rPr>
+    </w:lvl>
+    <w:lvl w:ilvl="7" w:tplc="10000003" w:tentative="1">
+      <w:start w:val="1"/>
+      <w:numFmt w:val="bullet"/>
+      <w:lvlText w:val="o"/>
+      <w:lvlJc w:val="left"/>
+      <w:pPr>
+        <w:ind w:left="5760" w:hanging="360"/>
+      </w:pPr>
+      <w:rPr>
+        <w:rFonts w:ascii="Courier New" w:hAnsi="Courier New" w:cs="Courier New" w:hint="default"/>
+      </w:rPr>
+    </w:lvl>
+    <w:lvl w:ilvl="8" w:tplc="10000005" w:tentative="1">
+      <w:start w:val="1"/>
+      <w:numFmt w:val="bullet"/>
+      <w:lvlText w:val=""/>
+      <w:lvlJc w:val="left"/>
+      <w:pPr>
+        <w:ind w:left="6480" w:hanging="360"/>
+      </w:pPr>
+      <w:rPr>
+        <w:rFonts w:ascii="Wingdings" w:hAnsi="Wingdings" w:hint="default"/>
+      </w:rPr>
+    </w:lvl>
+  </w:abstractNum>
+  <w:abstractNum w:abstractNumId="25" w15:restartNumberingAfterBreak="0">
     <w:nsid w:val="78F225FC"/>
     <w:multiLevelType w:val="hybridMultilevel"/>
     <w:tmpl w:val="D1ECE3EC"/>
@@ -3551,7 +4427,7 @@
       </w:rPr>
     </w:lvl>
   </w:abstractNum>
-  <w:abstractNum w:abstractNumId="23" w15:restartNumberingAfterBreak="0">
+  <w:abstractNum w:abstractNumId="26" w15:restartNumberingAfterBreak="0">
     <w:nsid w:val="7C691B18"/>
     <w:multiLevelType w:val="hybridMultilevel"/>
     <w:tmpl w:val="6422DB4C"/>
@@ -3665,85 +4541,94 @@
     </w:lvl>
   </w:abstractNum>
   <w:num w:numId="1" w16cid:durableId="541409599">
+    <w:abstractNumId w:val="21"/>
+  </w:num>
+  <w:num w:numId="2" w16cid:durableId="1659768194">
+    <w:abstractNumId w:val="21"/>
+  </w:num>
+  <w:num w:numId="3" w16cid:durableId="271062194">
+    <w:abstractNumId w:val="21"/>
+  </w:num>
+  <w:num w:numId="4" w16cid:durableId="1962834267">
+    <w:abstractNumId w:val="21"/>
+  </w:num>
+  <w:num w:numId="5" w16cid:durableId="2026904482">
+    <w:abstractNumId w:val="12"/>
+  </w:num>
+  <w:num w:numId="6" w16cid:durableId="1008337698">
+    <w:abstractNumId w:val="14"/>
+  </w:num>
+  <w:num w:numId="7" w16cid:durableId="1031615626">
+    <w:abstractNumId w:val="4"/>
+  </w:num>
+  <w:num w:numId="8" w16cid:durableId="1582711867">
+    <w:abstractNumId w:val="18"/>
+  </w:num>
+  <w:num w:numId="9" w16cid:durableId="1814172762">
+    <w:abstractNumId w:val="25"/>
+  </w:num>
+  <w:num w:numId="10" w16cid:durableId="1604412066">
+    <w:abstractNumId w:val="22"/>
+  </w:num>
+  <w:num w:numId="11" w16cid:durableId="2072734141">
+    <w:abstractNumId w:val="11"/>
+  </w:num>
+  <w:num w:numId="12" w16cid:durableId="2112512187">
+    <w:abstractNumId w:val="8"/>
+  </w:num>
+  <w:num w:numId="13" w16cid:durableId="1574388522">
+    <w:abstractNumId w:val="6"/>
+  </w:num>
+  <w:num w:numId="14" w16cid:durableId="531575391">
     <w:abstractNumId w:val="19"/>
   </w:num>
-  <w:num w:numId="2" w16cid:durableId="1659768194">
-    <w:abstractNumId w:val="19"/>
-  </w:num>
-  <w:num w:numId="3" w16cid:durableId="271062194">
-    <w:abstractNumId w:val="19"/>
-  </w:num>
-  <w:num w:numId="4" w16cid:durableId="1962834267">
-    <w:abstractNumId w:val="19"/>
-  </w:num>
-  <w:num w:numId="5" w16cid:durableId="2026904482">
-    <w:abstractNumId w:val="11"/>
-  </w:num>
-  <w:num w:numId="6" w16cid:durableId="1008337698">
+  <w:num w:numId="15" w16cid:durableId="1294944782">
     <w:abstractNumId w:val="13"/>
   </w:num>
-  <w:num w:numId="7" w16cid:durableId="1031615626">
+  <w:num w:numId="16" w16cid:durableId="86317760">
+    <w:abstractNumId w:val="2"/>
+  </w:num>
+  <w:num w:numId="17" w16cid:durableId="880092274">
+    <w:abstractNumId w:val="15"/>
+  </w:num>
+  <w:num w:numId="18" w16cid:durableId="1607231586">
     <w:abstractNumId w:val="3"/>
   </w:num>
-  <w:num w:numId="8" w16cid:durableId="1582711867">
+  <w:num w:numId="19" w16cid:durableId="377970986">
+    <w:abstractNumId w:val="1"/>
+  </w:num>
+  <w:num w:numId="20" w16cid:durableId="1355421300">
+    <w:abstractNumId w:val="7"/>
+  </w:num>
+  <w:num w:numId="21" w16cid:durableId="1614089759">
+    <w:abstractNumId w:val="26"/>
+  </w:num>
+  <w:num w:numId="22" w16cid:durableId="248655681">
+    <w:abstractNumId w:val="9"/>
+  </w:num>
+  <w:num w:numId="23" w16cid:durableId="628900731">
+    <w:abstractNumId w:val="5"/>
+  </w:num>
+  <w:num w:numId="24" w16cid:durableId="1295913455">
+    <w:abstractNumId w:val="23"/>
+  </w:num>
+  <w:num w:numId="25" w16cid:durableId="896210031">
+    <w:abstractNumId w:val="10"/>
+  </w:num>
+  <w:num w:numId="26" w16cid:durableId="493112523">
+    <w:abstractNumId w:val="16"/>
+  </w:num>
+  <w:num w:numId="27" w16cid:durableId="548684829">
     <w:abstractNumId w:val="17"/>
   </w:num>
-  <w:num w:numId="9" w16cid:durableId="1814172762">
-    <w:abstractNumId w:val="22"/>
+  <w:num w:numId="28" w16cid:durableId="1272788170">
+    <w:abstractNumId w:val="24"/>
   </w:num>
-  <w:num w:numId="10" w16cid:durableId="1604412066">
-    <w:abstractNumId w:val="20"/>
-  </w:num>
-  <w:num w:numId="11" w16cid:durableId="2072734141">
-    <w:abstractNumId w:val="10"/>
-  </w:num>
-  <w:num w:numId="12" w16cid:durableId="2112512187">
-    <w:abstractNumId w:val="7"/>
-  </w:num>
-  <w:num w:numId="13" w16cid:durableId="1574388522">
-    <w:abstractNumId w:val="5"/>
-  </w:num>
-  <w:num w:numId="14" w16cid:durableId="531575391">
-    <w:abstractNumId w:val="18"/>
-  </w:num>
-  <w:num w:numId="15" w16cid:durableId="1294944782">
-    <w:abstractNumId w:val="12"/>
-  </w:num>
-  <w:num w:numId="16" w16cid:durableId="86317760">
-    <w:abstractNumId w:val="1"/>
-  </w:num>
-  <w:num w:numId="17" w16cid:durableId="880092274">
-    <w:abstractNumId w:val="14"/>
-  </w:num>
-  <w:num w:numId="18" w16cid:durableId="1607231586">
-    <w:abstractNumId w:val="2"/>
-  </w:num>
-  <w:num w:numId="19" w16cid:durableId="377970986">
+  <w:num w:numId="29" w16cid:durableId="785930983">
     <w:abstractNumId w:val="0"/>
   </w:num>
-  <w:num w:numId="20" w16cid:durableId="1355421300">
-    <w:abstractNumId w:val="6"/>
-  </w:num>
-  <w:num w:numId="21" w16cid:durableId="1614089759">
-    <w:abstractNumId w:val="23"/>
-  </w:num>
-  <w:num w:numId="22" w16cid:durableId="248655681">
-    <w:abstractNumId w:val="8"/>
-  </w:num>
-  <w:num w:numId="23" w16cid:durableId="628900731">
-    <w:abstractNumId w:val="4"/>
-  </w:num>
-  <w:num w:numId="24" w16cid:durableId="1295913455">
-    <w:abstractNumId w:val="21"/>
-  </w:num>
-  <w:num w:numId="25" w16cid:durableId="896210031">
-    <w:abstractNumId w:val="9"/>
-  </w:num>
-  <w:num w:numId="26" w16cid:durableId="493112523">
-    <w:abstractNumId w:val="15"/>
-  </w:num>
-  <w:num w:numId="27" w16cid:durableId="548684829">
-    <w:abstractNumId w:val="16"/>
+  <w:num w:numId="30" w16cid:durableId="1239172136">
+    <w:abstractNumId w:val="20"/>
   </w:num>
 </w:numbering>
 </file>
@@ -4187,22 +5072,15 @@
     <w:next w:val="Normal"/>
     <w:link w:val="Heading2Char"/>
     <w:qFormat/>
-    <w:rsid w:val="0066609C"/>
+    <w:rsid w:val="0020676A"/>
     <w:pPr>
-      <w:keepNext/>
-      <w:numPr>
-        <w:ilvl w:val="1"/>
-        <w:numId w:val="4"/>
-      </w:numPr>
-      <w:spacing w:before="480" w:after="60"/>
+      <w:spacing w:before="160"/>
       <w:outlineLvl w:val="1"/>
     </w:pPr>
     <w:rPr>
-      <w:rFonts w:cs="Arial"/>
       <w:b/>
       <w:bCs/>
-      <w:iCs/>
-      <w:sz w:val="32"/>
+      <w:sz w:val="24"/>
       <w:szCs w:val="28"/>
     </w:rPr>
   </w:style>
@@ -4298,15 +5176,14 @@
     <w:name w:val="Heading 2 Char"/>
     <w:basedOn w:val="DefaultParagraphFont"/>
     <w:link w:val="Heading2"/>
-    <w:rsid w:val="0066609C"/>
+    <w:rsid w:val="0020676A"/>
     <w:rPr>
-      <w:rFonts w:ascii="Arial" w:eastAsia="Times New Roman" w:hAnsi="Arial" w:cs="Arial"/>
+      <w:rFonts w:ascii="Arial" w:hAnsi="Arial" w:cs="Times New Roman"/>
       <w:b/>
       <w:bCs/>
-      <w:iCs/>
-      <w:sz w:val="32"/>
+      <w:sz w:val="24"/>
       <w:szCs w:val="28"/>
-      <w:lang w:eastAsia="de-DE"/>
+      <w:lang w:val="en-US" w:eastAsia="de-DE"/>
     </w:rPr>
   </w:style>
   <w:style w:type="character" w:customStyle="1" w:styleId="Heading3Char">
@@ -4659,6 +5536,21 @@
       </w:tblBorders>
     </w:tblPr>
   </w:style>
+  <w:style w:type="paragraph" w:styleId="Bibliography">
+    <w:name w:val="Bibliography"/>
+    <w:basedOn w:val="Normal"/>
+    <w:next w:val="Normal"/>
+    <w:uiPriority w:val="37"/>
+    <w:unhideWhenUsed/>
+    <w:rsid w:val="00C02769"/>
+    <w:pPr>
+      <w:tabs>
+        <w:tab w:val="left" w:pos="384"/>
+      </w:tabs>
+      <w:spacing w:line="240" w:lineRule="auto"/>
+      <w:ind w:left="384" w:hanging="384"/>
+    </w:pPr>
+  </w:style>
 </w:styles>
 </file>
 
@@ -4923,6 +5815,28 @@
 </a:theme>
 </file>
 
+<file path=word/webextensions/taskpanes.xml><?xml version="1.0" encoding="utf-8"?>
+<wetp:taskpanes xmlns:wetp="http://schemas.microsoft.com/office/webextensions/taskpanes/2010/11">
+  <wetp:taskpane dockstate="right" visibility="0" width="525" row="4">
+    <wetp:webextensionref xmlns:r="http://schemas.openxmlformats.org/officeDocument/2006/relationships" r:id="rId1"/>
+  </wetp:taskpane>
+</wetp:taskpanes>
+</file>
+
+<file path=word/webextensions/webextension1.xml><?xml version="1.0" encoding="utf-8"?>
+<we:webextension xmlns:we="http://schemas.microsoft.com/office/webextensions/webextension/2010/11" id="{A064DCD7-0609-4720-AB9B-F11C5043090E}">
+  <we:reference id="f78a3046-9e99-4300-aa2b-5814002b01a2" version="1.55.1.0" store="EXCatalog" storeType="EXCatalog"/>
+  <we:alternateReferences>
+    <we:reference id="WA104382081" version="1.55.1.0" store="en-US" storeType="OMEX"/>
+  </we:alternateReferences>
+  <we:properties>
+    <we:property name="MENDELEY_CITATIONS" value="[]"/>
+  </we:properties>
+  <we:bindings/>
+  <we:snapshot xmlns:r="http://schemas.openxmlformats.org/officeDocument/2006/relationships"/>
+</we:webextension>
+</file>
+
 <file path=customXml/item1.xml><?xml version="1.0" encoding="utf-8"?>
 <b:Sources xmlns:b="http://schemas.openxmlformats.org/officeDocument/2006/bibliography" xmlns="http://schemas.openxmlformats.org/officeDocument/2006/bibliography" SelectedStyle="\APASixthEditionOfficeOnline.xsl" StyleName="APA" Version="6"/>
 </file>

--- a/2_Product Proposal/OnePager.docx
+++ b/2_Product Proposal/OnePager.docx
@@ -17,24 +17,24 @@
         <w:tblLook w:val="04A0" w:firstRow="1" w:lastRow="0" w:firstColumn="1" w:lastColumn="0" w:noHBand="0" w:noVBand="1"/>
       </w:tblPr>
       <w:tblGrid>
-        <w:gridCol w:w="2444"/>
-        <w:gridCol w:w="6854"/>
+        <w:gridCol w:w="1626"/>
+        <w:gridCol w:w="7672"/>
       </w:tblGrid>
       <w:tr>
         <w:tc>
           <w:tcPr>
-            <w:tcW w:w="1314" w:type="pct"/>
+            <w:tcW w:w="839" w:type="pct"/>
           </w:tcPr>
           <w:p>
             <w:pPr>
-              <w:spacing w:before="0"/>
+              <w:spacing w:before="0" w:line="240" w:lineRule="auto"/>
             </w:pPr>
             <w:r>
               <w:rPr>
                 <w:noProof/>
               </w:rPr>
               <w:drawing>
-                <wp:inline distT="0" distB="0" distL="0" distR="0" wp14:anchorId="2A562385" wp14:editId="5E11279E">
+                <wp:inline distT="0" distB="0" distL="0" distR="0" wp14:anchorId="2A562385" wp14:editId="712A867D">
                   <wp:extent cx="892800" cy="864000"/>
                   <wp:effectExtent l="0" t="0" r="3175" b="0"/>
                   <wp:docPr id="277203553" name="Grafik 1"/>
@@ -86,7 +86,7 @@
         </w:tc>
         <w:tc>
           <w:tcPr>
-            <w:tcW w:w="3686" w:type="pct"/>
+            <w:tcW w:w="4161" w:type="pct"/>
           </w:tcPr>
           <w:p>
             <w:pPr>
@@ -125,7 +125,6 @@
                 <w:szCs w:val="32"/>
               </w:rPr>
               <w:br/>
-              <w:t>Contactless Heart</w:t>
             </w:r>
             <w:r>
               <w:rPr>
@@ -134,16 +133,7 @@
                 <w:sz w:val="28"/>
                 <w:szCs w:val="32"/>
               </w:rPr>
-              <w:t xml:space="preserve"> R</w:t>
-            </w:r>
-            <w:r>
-              <w:rPr>
-                <w:b/>
-                <w:bCs/>
-                <w:sz w:val="28"/>
-                <w:szCs w:val="32"/>
-              </w:rPr>
-              <w:t>ate Measuring Device</w:t>
+              <w:t>Contactless Radar-Based Heart Rate Monitoring Device</w:t>
             </w:r>
           </w:p>
           <w:p>
@@ -161,7 +151,7 @@
                 <w:sz w:val="24"/>
                 <w:szCs w:val="28"/>
               </w:rPr>
-              <w:t>Electronics Projects</w:t>
+              <w:t>Electronics Project</w:t>
             </w:r>
           </w:p>
         </w:tc>
@@ -271,7 +261,14 @@
           <w:sz w:val="24"/>
           <w:szCs w:val="28"/>
         </w:rPr>
-        <w:t xml:space="preserve"> – </w:t>
+        <w:t>,</w:t>
+      </w:r>
+      <w:r>
+        <w:rPr>
+          <w:sz w:val="24"/>
+          <w:szCs w:val="28"/>
+        </w:rPr>
+        <w:t xml:space="preserve"> </w:t>
       </w:r>
       <w:r>
         <w:rPr>
@@ -308,7 +305,21 @@
           <w:sz w:val="24"/>
           <w:szCs w:val="28"/>
         </w:rPr>
-        <w:t xml:space="preserve"> significantly improve user comfort, simplify measurement procedures, and enable new applications in environments where wearable devices are impractical.</w:t>
+        <w:t xml:space="preserve"> significantly improve user comfort, simplify measurement</w:t>
+      </w:r>
+      <w:r>
+        <w:rPr>
+          <w:sz w:val="24"/>
+          <w:szCs w:val="28"/>
+        </w:rPr>
+        <w:t>s</w:t>
+      </w:r>
+      <w:r>
+        <w:rPr>
+          <w:sz w:val="24"/>
+          <w:szCs w:val="28"/>
+        </w:rPr>
+        <w:t>, and enable new applications in environments where wearable devices are impractical.</w:t>
       </w:r>
     </w:p>
     <w:p>
@@ -441,14 +452,48 @@
           <w:sz w:val="24"/>
           <w:szCs w:val="28"/>
         </w:rPr>
-        <w:t xml:space="preserve">. The system is </w:t>
-      </w:r>
-      <w:r>
-        <w:rPr>
-          <w:sz w:val="24"/>
-          <w:szCs w:val="28"/>
-        </w:rPr>
-        <w:t xml:space="preserve">based on the </w:t>
+        <w:t>.</w:t>
+      </w:r>
+      <w:r>
+        <w:rPr>
+          <w:sz w:val="24"/>
+          <w:szCs w:val="28"/>
+        </w:rPr>
+        <w:t xml:space="preserve"> </w:t>
+      </w:r>
+      <w:r>
+        <w:rPr>
+          <w:sz w:val="24"/>
+          <w:szCs w:val="28"/>
+        </w:rPr>
+        <w:t xml:space="preserve">A conceptual illustration of the system setup is shown in </w:t>
+      </w:r>
+      <w:r>
+        <w:rPr>
+          <w:i/>
+          <w:iCs/>
+          <w:sz w:val="24"/>
+          <w:szCs w:val="28"/>
+        </w:rPr>
+        <w:t>Fig</w:t>
+      </w:r>
+      <w:r>
+        <w:rPr>
+          <w:i/>
+          <w:iCs/>
+          <w:sz w:val="24"/>
+          <w:szCs w:val="28"/>
+        </w:rPr>
+        <w:t>.</w:t>
+      </w:r>
+      <w:r>
+        <w:rPr>
+          <w:i/>
+          <w:iCs/>
+          <w:sz w:val="24"/>
+          <w:szCs w:val="28"/>
+        </w:rPr>
+        <w:t xml:space="preserve"> 1</w:t>
       </w:r>
       <w:r>
         <w:rPr>
@@ -457,14 +502,35 @@
           <w:sz w:val="24"/>
           <w:szCs w:val="28"/>
         </w:rPr>
-        <w:t>K-LC5 Doppler radar module</w:t>
-      </w:r>
-      <w:r>
-        <w:rPr>
-          <w:sz w:val="24"/>
-          <w:szCs w:val="28"/>
-        </w:rPr>
-        <w:t xml:space="preserve"> and an </w:t>
+        <w:t xml:space="preserve"> </w:t>
+      </w:r>
+      <w:r>
+        <w:rPr>
+          <w:sz w:val="24"/>
+          <w:szCs w:val="28"/>
+        </w:rPr>
+        <w:t>(see Appendix A).</w:t>
+      </w:r>
+      <w:r>
+        <w:rPr>
+          <w:sz w:val="24"/>
+          <w:szCs w:val="28"/>
+        </w:rPr>
+        <w:t xml:space="preserve"> </w:t>
+      </w:r>
+      <w:r>
+        <w:rPr>
+          <w:sz w:val="24"/>
+          <w:szCs w:val="28"/>
+        </w:rPr>
+        <w:t xml:space="preserve">The system is </w:t>
+      </w:r>
+      <w:r>
+        <w:rPr>
+          <w:sz w:val="24"/>
+          <w:szCs w:val="28"/>
+        </w:rPr>
+        <w:t xml:space="preserve">based on the </w:t>
       </w:r>
       <w:r>
         <w:rPr>
@@ -473,6 +539,29 @@
           <w:sz w:val="24"/>
           <w:szCs w:val="28"/>
         </w:rPr>
+        <w:t>K-LC5 Doppler radar module</w:t>
+      </w:r>
+      <w:r>
+        <w:rPr>
+          <w:sz w:val="24"/>
+          <w:szCs w:val="28"/>
+        </w:rPr>
+        <w:t xml:space="preserve"> </w:t>
+      </w:r>
+      <w:r>
+        <w:rPr>
+          <w:sz w:val="24"/>
+          <w:szCs w:val="28"/>
+        </w:rPr>
+        <w:t xml:space="preserve">and an </w:t>
+      </w:r>
+      <w:r>
+        <w:rPr>
+          <w:b/>
+          <w:bCs/>
+          <w:sz w:val="24"/>
+          <w:szCs w:val="28"/>
+        </w:rPr>
         <w:t>STM32F4 microcontroller</w:t>
       </w:r>
       <w:r>
@@ -494,7 +583,7 @@
           <w:sz w:val="24"/>
           <w:szCs w:val="28"/>
         </w:rPr>
-        <w:t>detects micro-movements of the human chest caused by cardiac activity.</w:t>
+        <w:t>detects micro-movements of the human chest caused by cardiac activity</w:t>
       </w:r>
       <w:r>
         <w:rPr>
@@ -508,21 +597,35 @@
           <w:sz w:val="24"/>
           <w:szCs w:val="28"/>
         </w:rPr>
-        <w:t xml:space="preserve">The STM32F4 processes </w:t>
-      </w:r>
-      <w:r>
-        <w:rPr>
-          <w:sz w:val="24"/>
-          <w:szCs w:val="28"/>
-        </w:rPr>
-        <w:t>the radar output signal</w:t>
-      </w:r>
-      <w:r>
-        <w:rPr>
-          <w:sz w:val="24"/>
-          <w:szCs w:val="28"/>
-        </w:rPr>
-        <w:t>, applies filtering and frequency analysis, and extracts the heart rate in real time.</w:t>
+        <w:t>through Doppler-induced phase modulation of the reflected signal</w:t>
+      </w:r>
+      <w:r>
+        <w:rPr>
+          <w:sz w:val="24"/>
+          <w:szCs w:val="28"/>
+        </w:rPr>
+        <w:t>.</w:t>
+      </w:r>
+      <w:r>
+        <w:rPr>
+          <w:sz w:val="24"/>
+          <w:szCs w:val="28"/>
+        </w:rPr>
+        <w:t xml:space="preserve"> </w:t>
+      </w:r>
+      <w:r>
+        <w:rPr>
+          <w:sz w:val="24"/>
+          <w:szCs w:val="28"/>
+        </w:rPr>
+        <w:t>The STM32F4 processes the radar output signal by applying filtering and frequency-domain analysis</w:t>
+      </w:r>
+      <w:r>
+        <w:rPr>
+          <w:sz w:val="24"/>
+          <w:szCs w:val="28"/>
+        </w:rPr>
+        <w:t>, and extracts the heart rate in real time.</w:t>
       </w:r>
     </w:p>
     <w:p>
@@ -658,7 +761,35 @@
           <w:sz w:val="24"/>
           <w:szCs w:val="28"/>
         </w:rPr>
-        <w:t>: On-board signal processing using STM32F4</w:t>
+        <w:t xml:space="preserve">: On-board signal processing using </w:t>
+      </w:r>
+      <w:r>
+        <w:rPr>
+          <w:sz w:val="24"/>
+          <w:szCs w:val="28"/>
+        </w:rPr>
+        <w:t xml:space="preserve">the </w:t>
+      </w:r>
+      <w:r>
+        <w:rPr>
+          <w:sz w:val="24"/>
+          <w:szCs w:val="28"/>
+        </w:rPr>
+        <w:t>STM32F4</w:t>
+      </w:r>
+      <w:r>
+        <w:rPr>
+          <w:sz w:val="24"/>
+          <w:szCs w:val="28"/>
+        </w:rPr>
+        <w:t xml:space="preserve"> </w:t>
+      </w:r>
+      <w:r>
+        <w:rPr>
+          <w:sz w:val="24"/>
+          <w:szCs w:val="28"/>
+        </w:rPr>
+        <w:t>platform</w:t>
       </w:r>
     </w:p>
     <w:p>
@@ -704,7 +835,14 @@
           <w:sz w:val="24"/>
           <w:szCs w:val="28"/>
         </w:rPr>
-        <w:t>Although the accuracy may be lower compared to medical-grade ECG systems, the proposed solution provide</w:t>
+        <w:t>Although the measurement accuracy is expected to be lower than that of medical-grade ECG systems</w:t>
+      </w:r>
+      <w:r>
+        <w:rPr>
+          <w:sz w:val="24"/>
+          <w:szCs w:val="28"/>
+        </w:rPr>
+        <w:t>, the proposed solution provide</w:t>
       </w:r>
       <w:r>
         <w:rPr>
@@ -969,7 +1107,7 @@
           <w:sz w:val="24"/>
           <w:szCs w:val="28"/>
         </w:rPr>
-        <w:t xml:space="preserve">Additionally, a </w:t>
+        <w:t xml:space="preserve">Experimental </w:t>
       </w:r>
       <w:r>
         <w:rPr>
@@ -978,53 +1116,281 @@
           <w:sz w:val="24"/>
           <w:szCs w:val="28"/>
         </w:rPr>
-        <w:t>dielectric lens</w:t>
-      </w:r>
-      <w:r>
-        <w:rPr>
-          <w:sz w:val="24"/>
-          <w:szCs w:val="28"/>
-        </w:rPr>
-        <w:t xml:space="preserve"> may be used to focus the radar beam and improve signal quality</w:t>
+        <w:t>validation</w:t>
+      </w:r>
+      <w:r>
+        <w:rPr>
+          <w:sz w:val="24"/>
+          <w:szCs w:val="28"/>
+        </w:rPr>
+        <w:t xml:space="preserve"> through comparison with a reference heart rate sensor</w:t>
       </w:r>
     </w:p>
     <w:p>
       <w:pPr>
-        <w:pStyle w:val="Heading2"/>
-      </w:pPr>
-      <w:r>
-        <w:lastRenderedPageBreak/>
-        <w:t>Declaration of AI</w:t>
+        <w:pStyle w:val="ListParagraph"/>
+        <w:numPr>
+          <w:ilvl w:val="0"/>
+          <w:numId w:val="28"/>
+        </w:numPr>
+        <w:spacing w:before="0"/>
+        <w:rPr>
+          <w:sz w:val="24"/>
+          <w:szCs w:val="28"/>
+        </w:rPr>
+      </w:pPr>
+      <w:r>
+        <w:rPr>
+          <w:sz w:val="24"/>
+          <w:szCs w:val="28"/>
+        </w:rPr>
+        <w:t>A</w:t>
+      </w:r>
+      <w:r>
+        <w:rPr>
+          <w:sz w:val="24"/>
+          <w:szCs w:val="28"/>
+        </w:rPr>
+        <w:t xml:space="preserve"> </w:t>
+      </w:r>
+      <w:r>
+        <w:rPr>
+          <w:b/>
+          <w:bCs/>
+          <w:sz w:val="24"/>
+          <w:szCs w:val="28"/>
+        </w:rPr>
+        <w:t>dielectric lens</w:t>
+      </w:r>
+      <w:r>
+        <w:rPr>
+          <w:sz w:val="24"/>
+          <w:szCs w:val="28"/>
+        </w:rPr>
+        <w:t xml:space="preserve"> may be used to focus the radar beam and improve signal quality</w:t>
       </w:r>
     </w:p>
     <w:p>
       <w:pPr>
-        <w:rPr>
-          <w:sz w:val="24"/>
-          <w:szCs w:val="28"/>
-        </w:rPr>
-      </w:pPr>
-      <w:r>
-        <w:rPr>
-          <w:sz w:val="24"/>
-          <w:szCs w:val="28"/>
-        </w:rPr>
-        <w:t>It should be noted that generative AI systems were used as supporting tools during the preparation of this project proposal. In particular, ChatGPT was used for language refinement, clarification of technical concepts, and assistance with structuring the document.</w:t>
-      </w:r>
+        <w:spacing w:before="0"/>
+        <w:rPr>
+          <w:sz w:val="24"/>
+          <w:szCs w:val="28"/>
+        </w:rPr>
+      </w:pPr>
     </w:p>
     <w:p>
       <w:pPr>
         <w:pStyle w:val="Heading2"/>
       </w:pPr>
       <w:r>
-        <w:t>Reference</w:t>
-      </w:r>
-      <w:r>
-        <w:t>s</w:t>
+        <w:t xml:space="preserve">Appendix A </w:t>
+      </w:r>
+      <w:r>
+        <w:t>–</w:t>
+      </w:r>
+      <w:r>
+        <w:t xml:space="preserve"> System Illustration</w:t>
       </w:r>
     </w:p>
     <w:p>
       <w:pPr>
+        <w:keepNext/>
+        <w:spacing w:before="0"/>
+      </w:pPr>
+      <w:r>
+        <w:rPr>
+          <w:noProof/>
+          <w:sz w:val="24"/>
+          <w:szCs w:val="28"/>
+        </w:rPr>
+        <w:drawing>
+          <wp:inline distT="0" distB="0" distL="0" distR="0" wp14:anchorId="100C59A6" wp14:editId="1321BC70">
+            <wp:extent cx="5904230" cy="3930650"/>
+            <wp:effectExtent l="0" t="0" r="1270" b="0"/>
+            <wp:docPr id="1817862411" name="Picture 1"/>
+            <wp:cNvGraphicFramePr>
+              <a:graphicFrameLocks xmlns:a="http://schemas.openxmlformats.org/drawingml/2006/main" noChangeAspect="1"/>
+            </wp:cNvGraphicFramePr>
+            <a:graphic xmlns:a="http://schemas.openxmlformats.org/drawingml/2006/main">
+              <a:graphicData uri="http://schemas.openxmlformats.org/drawingml/2006/picture">
+                <pic:pic xmlns:pic="http://schemas.openxmlformats.org/drawingml/2006/picture">
+                  <pic:nvPicPr>
+                    <pic:cNvPr id="1817862411" name="Picture 1"/>
+                    <pic:cNvPicPr/>
+                  </pic:nvPicPr>
+                  <pic:blipFill rotWithShape="1">
+                    <a:blip r:embed="rId9">
+                      <a:extLst>
+                        <a:ext uri="{28A0092B-C50C-407E-A947-70E740481C1C}">
+                          <a14:useLocalDpi xmlns:a14="http://schemas.microsoft.com/office/drawing/2010/main" val="0"/>
+                        </a:ext>
+                      </a:extLst>
+                    </a:blip>
+                    <a:srcRect t="-114" b="194"/>
+                    <a:stretch>
+                      <a:fillRect/>
+                    </a:stretch>
+                  </pic:blipFill>
+                  <pic:spPr bwMode="auto">
+                    <a:xfrm>
+                      <a:off x="0" y="0"/>
+                      <a:ext cx="5904230" cy="3930650"/>
+                    </a:xfrm>
+                    <a:prstGeom prst="rect">
+                      <a:avLst/>
+                    </a:prstGeom>
+                    <a:ln>
+                      <a:noFill/>
+                    </a:ln>
+                    <a:extLst>
+                      <a:ext uri="{53640926-AAD7-44D8-BBD7-CCE9431645EC}">
+                        <a14:shadowObscured xmlns:a14="http://schemas.microsoft.com/office/drawing/2010/main"/>
+                      </a:ext>
+                    </a:extLst>
+                  </pic:spPr>
+                </pic:pic>
+              </a:graphicData>
+            </a:graphic>
+          </wp:inline>
+        </w:drawing>
+      </w:r>
+    </w:p>
+    <w:p>
+      <w:pPr>
+        <w:pStyle w:val="Caption"/>
+        <w:jc w:val="center"/>
+        <w:rPr>
+          <w:sz w:val="24"/>
+          <w:szCs w:val="28"/>
+        </w:rPr>
+      </w:pPr>
+      <w:r>
+        <w:rPr>
+          <w:b/>
+          <w:bCs/>
+        </w:rPr>
+        <w:t xml:space="preserve">Figure </w:t>
+      </w:r>
+      <w:r>
+        <w:rPr>
+          <w:b/>
+          <w:bCs/>
+        </w:rPr>
+        <w:fldChar w:fldCharType="begin"/>
+      </w:r>
+      <w:r>
+        <w:rPr>
+          <w:b/>
+          <w:bCs/>
+        </w:rPr>
+        <w:instrText xml:space="preserve"> SEQ Figure \* ARABIC </w:instrText>
+      </w:r>
+      <w:r>
+        <w:rPr>
+          <w:b/>
+          <w:bCs/>
+        </w:rPr>
+        <w:fldChar w:fldCharType="separate"/>
+      </w:r>
+      <w:r>
+        <w:rPr>
+          <w:b/>
+          <w:bCs/>
+          <w:noProof/>
+        </w:rPr>
+        <w:t>1</w:t>
+      </w:r>
+      <w:r>
+        <w:rPr>
+          <w:b/>
+          <w:bCs/>
+        </w:rPr>
+        <w:fldChar w:fldCharType="end"/>
+      </w:r>
+      <w:r>
+        <w:rPr>
+          <w:b/>
+          <w:bCs/>
+        </w:rPr>
+        <w:t>.</w:t>
+      </w:r>
+      <w:r>
+        <w:t xml:space="preserve"> </w:t>
+      </w:r>
+      <w:r>
+        <w:t xml:space="preserve">Conceptual </w:t>
+      </w:r>
+      <w:r>
+        <w:t xml:space="preserve">illustration </w:t>
+      </w:r>
+      <w:r>
+        <w:t xml:space="preserve">of the proposed radar-based heart rate monitoring </w:t>
+      </w:r>
+      <w:r>
+        <w:t xml:space="preserve">system </w:t>
+      </w:r>
+      <w:r>
+        <w:t>setup.</w:t>
+      </w:r>
+      <w:r>
+        <w:br/>
+      </w:r>
+      <w:r>
+        <w:t>The image was generated with the support of a generative AI tool and adapted by the authors.</w:t>
+      </w:r>
+    </w:p>
+    <w:p>
+      <w:pPr>
+        <w:pStyle w:val="Heading2"/>
+      </w:pPr>
+      <w:r>
+        <w:t>Declaration of AI</w:t>
+      </w:r>
+    </w:p>
+    <w:p>
+      <w:pPr>
+        <w:spacing w:before="0"/>
+        <w:rPr>
+          <w:sz w:val="24"/>
+          <w:szCs w:val="28"/>
+        </w:rPr>
+      </w:pPr>
+      <w:r>
+        <w:rPr>
+          <w:sz w:val="24"/>
+          <w:szCs w:val="28"/>
+        </w:rPr>
+        <w:t>It should be noted that generative AI systems were used as supporting tools during the preparation of this project proposal. In particular, ChatGPT was used for language refinement, clarification of technical concepts, assistance with structuring the document, and for generating illustrative schematic image</w:t>
+      </w:r>
+      <w:r>
+        <w:rPr>
+          <w:sz w:val="24"/>
+          <w:szCs w:val="28"/>
+        </w:rPr>
+        <w:t>s</w:t>
+      </w:r>
+      <w:r>
+        <w:rPr>
+          <w:sz w:val="24"/>
+          <w:szCs w:val="28"/>
+        </w:rPr>
+        <w:t xml:space="preserve"> of the proposed system setup.</w:t>
+      </w:r>
+    </w:p>
+    <w:p>
+      <w:pPr>
+        <w:pStyle w:val="Heading2"/>
+      </w:pPr>
+      <w:r>
+        <w:t>Reference</w:t>
+      </w:r>
+      <w:r>
+        <w:t>s</w:t>
+      </w:r>
+    </w:p>
+    <w:p>
+      <w:pPr>
         <w:pStyle w:val="Bibliography"/>
         <w:rPr>
           <w:rFonts w:cs="Arial"/>
@@ -1059,25 +1425,7 @@
           <w:sz w:val="24"/>
           <w:szCs w:val="28"/>
         </w:rPr>
-        <w:t xml:space="preserve">O. Boric-Lubecke, V. M. Lubecke, A. D. </w:t>
-      </w:r>
-      <w:proofErr w:type="spellStart"/>
-      <w:r>
-        <w:rPr>
-          <w:rFonts w:cs="Arial"/>
-          <w:sz w:val="24"/>
-          <w:szCs w:val="28"/>
-        </w:rPr>
-        <w:t>Droitcour</w:t>
-      </w:r>
-      <w:proofErr w:type="spellEnd"/>
-      <w:r>
-        <w:rPr>
-          <w:rFonts w:cs="Arial"/>
-          <w:sz w:val="24"/>
-          <w:szCs w:val="28"/>
-        </w:rPr>
-        <w:t xml:space="preserve">, B.-K. Park, und A. Singh, </w:t>
+        <w:t xml:space="preserve">O. Boric-Lubecke, V. M. Lubecke, A. D. Droitcour, B.-K. Park, and A. Singh, </w:t>
       </w:r>
       <w:r>
         <w:rPr>
@@ -1095,25 +1443,7 @@
           <w:sz w:val="24"/>
           <w:szCs w:val="28"/>
         </w:rPr>
-        <w:t xml:space="preserve">, 1st ed. in Wiley series in biomedical engineering and multi-disciplinary integrated systems. Hoboken, New Jersey: IEEE, Wiley, 2016. </w:t>
-      </w:r>
-      <w:proofErr w:type="spellStart"/>
-      <w:r>
-        <w:rPr>
-          <w:rFonts w:cs="Arial"/>
-          <w:sz w:val="24"/>
-          <w:szCs w:val="28"/>
-        </w:rPr>
-        <w:t>doi</w:t>
-      </w:r>
-      <w:proofErr w:type="spellEnd"/>
-      <w:r>
-        <w:rPr>
-          <w:rFonts w:cs="Arial"/>
-          <w:sz w:val="24"/>
-          <w:szCs w:val="28"/>
-        </w:rPr>
-        <w:t>: 10.1002/9781119078418.</w:t>
+        <w:t>, 1st ed. in Wiley series in biomedical engineering and multi-disciplinary integrated systems. Hoboken, New Jersey: IEEE, Wiley, 2016. doi: 10.1002/9781119078418.</w:t>
       </w:r>
     </w:p>
     <w:p>
@@ -1140,7 +1470,7 @@
           <w:szCs w:val="28"/>
         </w:rPr>
         <w:tab/>
-        <w:t xml:space="preserve">S. Yuan, S. Fan, Z. Deng, und P. Pan, „Heart Rate Variability Monitoring Based on Doppler Radar Using Deep Learning“, </w:t>
+        <w:t xml:space="preserve">S. Yuan, S. Fan, Z. Deng, and P. Pan, “Heart Rate Variability Monitoring Based on Doppler Radar Using Deep Learning,” </w:t>
       </w:r>
       <w:r>
         <w:rPr>
@@ -1158,129 +1488,23 @@
           <w:sz w:val="24"/>
           <w:szCs w:val="28"/>
         </w:rPr>
-        <w:t xml:space="preserve">, Bd. 24, Nr. 7, S. 2026-, 2024, </w:t>
-      </w:r>
-      <w:proofErr w:type="spellStart"/>
-      <w:r>
-        <w:rPr>
-          <w:rFonts w:cs="Arial"/>
-          <w:sz w:val="24"/>
-          <w:szCs w:val="28"/>
-        </w:rPr>
-        <w:t>doi</w:t>
-      </w:r>
-      <w:proofErr w:type="spellEnd"/>
-      <w:r>
-        <w:rPr>
-          <w:rFonts w:cs="Arial"/>
-          <w:sz w:val="24"/>
-          <w:szCs w:val="28"/>
-        </w:rPr>
-        <w:t>: 10.3390/s24072026.</w:t>
+        <w:t>, vol. 24, no. 7, pp. 2026-, 2024, doi: 10.3390/s24072026.</w:t>
       </w:r>
     </w:p>
     <w:p>
+      <w:pPr>
+        <w:rPr>
+          <w:highlight w:val="yellow"/>
+        </w:rPr>
+      </w:pPr>
       <w:r>
         <w:fldChar w:fldCharType="end"/>
-      </w:r>
-    </w:p>
-    <w:p>
-      <w:pPr>
-        <w:rPr>
-          <w:highlight w:val="yellow"/>
-        </w:rPr>
-      </w:pPr>
-      <w:r>
-        <w:rPr>
-          <w:highlight w:val="yellow"/>
-        </w:rPr>
-        <w:t>TODO List:</w:t>
-      </w:r>
-    </w:p>
-    <w:p>
-      <w:pPr>
-        <w:pStyle w:val="ListParagraph"/>
-        <w:numPr>
-          <w:ilvl w:val="0"/>
-          <w:numId w:val="30"/>
-        </w:numPr>
-        <w:rPr>
-          <w:highlight w:val="yellow"/>
-        </w:rPr>
-      </w:pPr>
-      <w:proofErr w:type="spellStart"/>
-      <w:r>
-        <w:rPr>
-          <w:highlight w:val="yellow"/>
-        </w:rPr>
-        <w:t>Image</w:t>
-      </w:r>
-      <w:proofErr w:type="spellEnd"/>
-    </w:p>
-    <w:p>
-      <w:pPr>
-        <w:pStyle w:val="ListParagraph"/>
-        <w:numPr>
-          <w:ilvl w:val="0"/>
-          <w:numId w:val="30"/>
-        </w:numPr>
-        <w:rPr>
-          <w:highlight w:val="yellow"/>
-        </w:rPr>
-      </w:pPr>
-      <w:r>
-        <w:rPr>
-          <w:highlight w:val="yellow"/>
-        </w:rPr>
-        <w:t xml:space="preserve">+ </w:t>
-      </w:r>
-      <w:r>
-        <w:rPr>
-          <w:highlight w:val="yellow"/>
-        </w:rPr>
-        <w:t>Key elements need to be labeled or</w:t>
-      </w:r>
-      <w:r>
-        <w:rPr>
-          <w:highlight w:val="yellow"/>
-        </w:rPr>
-        <w:t xml:space="preserve"> </w:t>
-      </w:r>
-      <w:r>
-        <w:rPr>
-          <w:highlight w:val="yellow"/>
-        </w:rPr>
-        <w:t>numbered and discussed in text</w:t>
-      </w:r>
-    </w:p>
-    <w:p>
-      <w:pPr>
-        <w:pStyle w:val="ListParagraph"/>
-        <w:numPr>
-          <w:ilvl w:val="0"/>
-          <w:numId w:val="30"/>
-        </w:numPr>
-        <w:rPr>
-          <w:highlight w:val="yellow"/>
-        </w:rPr>
-      </w:pPr>
-      <w:r>
-        <w:rPr>
-          <w:highlight w:val="yellow"/>
-        </w:rPr>
-        <w:t>+ AI declaration</w:t>
-      </w:r>
-      <w:r>
-        <w:rPr>
-          <w:highlight w:val="yellow"/>
-        </w:rPr>
-        <w:t xml:space="preserve"> for image generation</w:t>
       </w:r>
     </w:p>
     <w:sectPr>
-      <w:footerReference w:type="default" r:id="rId9"/>
+      <w:footerReference w:type="default" r:id="rId10"/>
       <w:pgSz w:w="11906" w:h="16838"/>
-      <w:pgMar w:top="1134" w:right="1304" w:bottom="1134" w:left="1304" w:header="709" w:footer="709" w:gutter="0"/>
+      <w:pgMar w:top="851" w:right="1304" w:bottom="1134" w:left="1304" w:header="680" w:footer="680" w:gutter="0"/>
       <w:cols w:space="708"/>
       <w:docGrid w:linePitch="360"/>
     </w:sectPr>
@@ -5031,7 +5255,7 @@
   <w:style w:type="paragraph" w:default="1" w:styleId="Normal">
     <w:name w:val="Normal"/>
     <w:qFormat/>
-    <w:rsid w:val="00616C62"/>
+    <w:rsid w:val="00C20B76"/>
     <w:pPr>
       <w:spacing w:before="120" w:after="0" w:line="312" w:lineRule="auto"/>
       <w:jc w:val="both"/>
@@ -5134,6 +5358,7 @@
   <w:style w:type="character" w:default="1" w:styleId="DefaultParagraphFont">
     <w:name w:val="Default Paragraph Font"/>
     <w:uiPriority w:val="1"/>
+    <w:semiHidden/>
     <w:unhideWhenUsed/>
   </w:style>
   <w:style w:type="table" w:default="1" w:styleId="TableNormal">

--- a/2_Product Proposal/OnePager.docx
+++ b/2_Product Proposal/OnePager.docx
@@ -34,7 +34,7 @@
                 <w:noProof/>
               </w:rPr>
               <w:drawing>
-                <wp:inline distT="0" distB="0" distL="0" distR="0" wp14:anchorId="2A562385" wp14:editId="712A867D">
+                <wp:inline distT="0" distB="0" distL="0" distR="0" wp14:anchorId="2A562385" wp14:editId="6EC587D6">
                   <wp:extent cx="892800" cy="864000"/>
                   <wp:effectExtent l="0" t="0" r="3175" b="0"/>
                   <wp:docPr id="277203553" name="Grafik 1"/>
@@ -731,7 +731,7 @@
           <w:sz w:val="24"/>
           <w:szCs w:val="28"/>
         </w:rPr>
-        <w:t>: Effective operation at short distances (typically up to 1–2 m)</w:t>
+        <w:t>: Effective operation at short distances (typically up to 1 m)</w:t>
       </w:r>
     </w:p>
     <w:p>
@@ -1123,7 +1123,21 @@
           <w:sz w:val="24"/>
           <w:szCs w:val="28"/>
         </w:rPr>
-        <w:t xml:space="preserve"> through comparison with a reference heart rate sensor</w:t>
+        <w:t xml:space="preserve"> through comparison with a reference </w:t>
+      </w:r>
+      <w:r>
+        <w:rPr>
+          <w:sz w:val="24"/>
+          <w:szCs w:val="28"/>
+        </w:rPr>
+        <w:t xml:space="preserve">ECG </w:t>
+      </w:r>
+      <w:r>
+        <w:rPr>
+          <w:sz w:val="24"/>
+          <w:szCs w:val="28"/>
+        </w:rPr>
+        <w:t>heart rate sensor</w:t>
       </w:r>
     </w:p>
     <w:p>

--- a/2_Product Proposal/OnePager.docx
+++ b/2_Product Proposal/OnePager.docx
@@ -34,7 +34,7 @@
                 <w:noProof/>
               </w:rPr>
               <w:drawing>
-                <wp:inline distT="0" distB="0" distL="0" distR="0" wp14:anchorId="2A562385" wp14:editId="6EC587D6">
+                <wp:inline distT="0" distB="0" distL="0" distR="0" wp14:anchorId="2A562385" wp14:editId="37AF0AD9">
                   <wp:extent cx="892800" cy="864000"/>
                   <wp:effectExtent l="0" t="0" r="3175" b="0"/>
                   <wp:docPr id="277203553" name="Grafik 1"/>
@@ -410,8 +410,6 @@
       </w:r>
       <w:r>
         <w:rPr>
-          <w:b/>
-          <w:bCs/>
           <w:sz w:val="24"/>
           <w:szCs w:val="28"/>
         </w:rPr>
@@ -419,19 +417,10 @@
       </w:r>
       <w:r>
         <w:rPr>
-          <w:b/>
-          <w:bCs/>
-          <w:sz w:val="24"/>
-          <w:szCs w:val="28"/>
-        </w:rPr>
-        <w:t xml:space="preserve"> </w:t>
-      </w:r>
-      <w:r>
-        <w:rPr>
-          <w:sz w:val="24"/>
-          <w:szCs w:val="28"/>
-        </w:rPr>
-        <w:t xml:space="preserve">using microwave </w:t>
+          <w:sz w:val="24"/>
+          <w:szCs w:val="28"/>
+        </w:rPr>
+        <w:t xml:space="preserve"> using microwave </w:t>
       </w:r>
       <w:r>
         <w:rPr>
@@ -497,8 +486,20 @@
       </w:r>
       <w:r>
         <w:rPr>
-          <w:b/>
-          <w:bCs/>
+          <w:sz w:val="24"/>
+          <w:szCs w:val="28"/>
+        </w:rPr>
+        <w:t xml:space="preserve">. </w:t>
+      </w:r>
+      <w:r>
+        <w:rPr>
+          <w:sz w:val="24"/>
+          <w:szCs w:val="28"/>
+        </w:rPr>
+        <w:t>The system is based on the K-LC5 Doppler radar module</w:t>
+      </w:r>
+      <w:r>
+        <w:rPr>
           <w:sz w:val="24"/>
           <w:szCs w:val="28"/>
         </w:rPr>
@@ -509,7 +510,21 @@
           <w:sz w:val="24"/>
           <w:szCs w:val="28"/>
         </w:rPr>
-        <w:t>(see Appendix A).</w:t>
+        <w:t>and an STM32F4 microcontroller</w:t>
+      </w:r>
+      <w:r>
+        <w:rPr>
+          <w:sz w:val="24"/>
+          <w:szCs w:val="28"/>
+        </w:rPr>
+        <w:t>.</w:t>
+      </w:r>
+      <w:r>
+        <w:rPr>
+          <w:sz w:val="24"/>
+          <w:szCs w:val="28"/>
+        </w:rPr>
+        <w:t xml:space="preserve"> The radar</w:t>
       </w:r>
       <w:r>
         <w:rPr>
@@ -517,66 +532,6 @@
           <w:szCs w:val="28"/>
         </w:rPr>
         <w:t xml:space="preserve"> </w:t>
-      </w:r>
-      <w:r>
-        <w:rPr>
-          <w:sz w:val="24"/>
-          <w:szCs w:val="28"/>
-        </w:rPr>
-        <w:t xml:space="preserve">The system is </w:t>
-      </w:r>
-      <w:r>
-        <w:rPr>
-          <w:sz w:val="24"/>
-          <w:szCs w:val="28"/>
-        </w:rPr>
-        <w:t xml:space="preserve">based on the </w:t>
-      </w:r>
-      <w:r>
-        <w:rPr>
-          <w:b/>
-          <w:bCs/>
-          <w:sz w:val="24"/>
-          <w:szCs w:val="28"/>
-        </w:rPr>
-        <w:t>K-LC5 Doppler radar module</w:t>
-      </w:r>
-      <w:r>
-        <w:rPr>
-          <w:sz w:val="24"/>
-          <w:szCs w:val="28"/>
-        </w:rPr>
-        <w:t xml:space="preserve"> </w:t>
-      </w:r>
-      <w:r>
-        <w:rPr>
-          <w:sz w:val="24"/>
-          <w:szCs w:val="28"/>
-        </w:rPr>
-        <w:t xml:space="preserve">and an </w:t>
-      </w:r>
-      <w:r>
-        <w:rPr>
-          <w:b/>
-          <w:bCs/>
-          <w:sz w:val="24"/>
-          <w:szCs w:val="28"/>
-        </w:rPr>
-        <w:t>STM32F4 microcontroller</w:t>
-      </w:r>
-      <w:r>
-        <w:rPr>
-          <w:sz w:val="24"/>
-          <w:szCs w:val="28"/>
-        </w:rPr>
-        <w:t>.</w:t>
-      </w:r>
-      <w:r>
-        <w:rPr>
-          <w:sz w:val="24"/>
-          <w:szCs w:val="28"/>
-        </w:rPr>
-        <w:t xml:space="preserve"> The radar </w:t>
       </w:r>
       <w:r>
         <w:rPr>
@@ -659,19 +614,10 @@
       </w:pPr>
       <w:r>
         <w:rPr>
-          <w:b/>
-          <w:bCs/>
-          <w:sz w:val="24"/>
-          <w:szCs w:val="28"/>
-        </w:rPr>
-        <w:t>Contactless operation</w:t>
-      </w:r>
-      <w:r>
-        <w:rPr>
-          <w:sz w:val="24"/>
-          <w:szCs w:val="28"/>
-        </w:rPr>
-        <w:t>: No physical sensors attached to the body</w:t>
+          <w:sz w:val="24"/>
+          <w:szCs w:val="28"/>
+        </w:rPr>
+        <w:t>Contactless operation: No physical sensors attached to the body</w:t>
       </w:r>
     </w:p>
     <w:p>
@@ -689,19 +635,10 @@
       </w:pPr>
       <w:r>
         <w:rPr>
-          <w:b/>
-          <w:bCs/>
-          <w:sz w:val="24"/>
-          <w:szCs w:val="28"/>
-        </w:rPr>
-        <w:t>High sensitivity</w:t>
-      </w:r>
-      <w:r>
-        <w:rPr>
-          <w:sz w:val="24"/>
-          <w:szCs w:val="28"/>
-        </w:rPr>
-        <w:t>: Detection of sub-millimeter chest movements</w:t>
+          <w:sz w:val="24"/>
+          <w:szCs w:val="28"/>
+        </w:rPr>
+        <w:t>High sensitivity: Detection of sub-millimeter chest movements</w:t>
       </w:r>
     </w:p>
     <w:p>
@@ -719,19 +656,10 @@
       </w:pPr>
       <w:r>
         <w:rPr>
-          <w:b/>
-          <w:bCs/>
-          <w:sz w:val="24"/>
-          <w:szCs w:val="28"/>
-        </w:rPr>
-        <w:t>Measurement range</w:t>
-      </w:r>
-      <w:r>
-        <w:rPr>
-          <w:sz w:val="24"/>
-          <w:szCs w:val="28"/>
-        </w:rPr>
-        <w:t>: Effective operation at short distances (typically up to 1 m)</w:t>
+          <w:sz w:val="24"/>
+          <w:szCs w:val="28"/>
+        </w:rPr>
+        <w:t>Measurement range: Effective operation at short distances (typically up to 1 m)</w:t>
       </w:r>
     </w:p>
     <w:p>
@@ -749,19 +677,10 @@
       </w:pPr>
       <w:r>
         <w:rPr>
-          <w:b/>
-          <w:bCs/>
-          <w:sz w:val="24"/>
-          <w:szCs w:val="28"/>
-        </w:rPr>
-        <w:t>Real-time processing</w:t>
-      </w:r>
-      <w:r>
-        <w:rPr>
-          <w:sz w:val="24"/>
-          <w:szCs w:val="28"/>
-        </w:rPr>
-        <w:t xml:space="preserve">: On-board signal processing using </w:t>
+          <w:sz w:val="24"/>
+          <w:szCs w:val="28"/>
+        </w:rPr>
+        <w:t xml:space="preserve">Real-time processing: On-board signal processing using </w:t>
       </w:r>
       <w:r>
         <w:rPr>
@@ -782,14 +701,7 @@
           <w:sz w:val="24"/>
           <w:szCs w:val="28"/>
         </w:rPr>
-        <w:t xml:space="preserve"> </w:t>
-      </w:r>
-      <w:r>
-        <w:rPr>
-          <w:sz w:val="24"/>
-          <w:szCs w:val="28"/>
-        </w:rPr>
-        <w:t>platform</w:t>
+        <w:t xml:space="preserve"> platform</w:t>
       </w:r>
     </w:p>
     <w:p>
@@ -807,19 +719,10 @@
       </w:pPr>
       <w:r>
         <w:rPr>
-          <w:b/>
-          <w:bCs/>
-          <w:sz w:val="24"/>
-          <w:szCs w:val="28"/>
-        </w:rPr>
-        <w:t>Compact embedded system</w:t>
-      </w:r>
-      <w:r>
-        <w:rPr>
-          <w:sz w:val="24"/>
-          <w:szCs w:val="28"/>
-        </w:rPr>
-        <w:t>: Suitable for integration into various environments</w:t>
+          <w:sz w:val="24"/>
+          <w:szCs w:val="28"/>
+        </w:rPr>
+        <w:t>Compact embedded system: Suitable for integration into various environments</w:t>
       </w:r>
     </w:p>
     <w:p>
@@ -856,16 +759,14 @@
           <w:sz w:val="24"/>
           <w:szCs w:val="28"/>
         </w:rPr>
-        <w:t xml:space="preserve"> sufficient precision for </w:t>
-      </w:r>
-      <w:r>
-        <w:rPr>
-          <w:b/>
-          <w:bCs/>
-          <w:sz w:val="24"/>
-          <w:szCs w:val="28"/>
-        </w:rPr>
-        <w:t>continuous monitoring and trend analysis</w:t>
+        <w:t xml:space="preserve"> sufficient precision </w:t>
+      </w:r>
+      <w:r>
+        <w:rPr>
+          <w:sz w:val="24"/>
+          <w:szCs w:val="28"/>
+        </w:rPr>
+        <w:t>for continuous monitoring and trend analysis</w:t>
       </w:r>
       <w:r>
         <w:rPr>
@@ -927,285 +828,23 @@
     </w:p>
     <w:p>
       <w:pPr>
-        <w:spacing w:before="0"/>
-        <w:rPr>
-          <w:sz w:val="24"/>
-          <w:szCs w:val="28"/>
-        </w:rPr>
-      </w:pPr>
-      <w:r>
-        <w:rPr>
-          <w:sz w:val="24"/>
-          <w:szCs w:val="28"/>
-        </w:rPr>
-        <w:t>The implementation of the system requires:</w:t>
+        <w:rPr>
+          <w:sz w:val="24"/>
+          <w:szCs w:val="28"/>
+        </w:rPr>
+      </w:pPr>
+      <w:r>
+        <w:rPr>
+          <w:sz w:val="24"/>
+          <w:szCs w:val="28"/>
+        </w:rPr>
+        <w:t>The implementation of the system involves the design of an analog front-end for radar signal conditioning and the integration of the K-LC5 radar module with the STM32F4 Discovery board. Radar signals will be acquired using the STM32 ADCs and processed by dedicated firmware implementing respiration suppression, and heart rate extraction algorithms. Measurement data will be visualized via a suitable user interface. Finally, the system performance will be experimentally validated through comparison with a reference ECG heart rate sensor.</w:t>
       </w:r>
     </w:p>
     <w:p>
       <w:pPr>
-        <w:pStyle w:val="ListParagraph"/>
-        <w:numPr>
-          <w:ilvl w:val="0"/>
-          <w:numId w:val="28"/>
-        </w:numPr>
-        <w:spacing w:before="0"/>
-        <w:rPr>
-          <w:sz w:val="24"/>
-          <w:szCs w:val="28"/>
-        </w:rPr>
-      </w:pPr>
-      <w:r>
-        <w:rPr>
-          <w:sz w:val="24"/>
-          <w:szCs w:val="28"/>
-        </w:rPr>
-        <w:t xml:space="preserve">Design of an </w:t>
-      </w:r>
-      <w:r>
-        <w:rPr>
-          <w:b/>
-          <w:bCs/>
-          <w:sz w:val="24"/>
-          <w:szCs w:val="28"/>
-        </w:rPr>
-        <w:t>analog front-end</w:t>
-      </w:r>
-      <w:r>
-        <w:rPr>
-          <w:sz w:val="24"/>
-          <w:szCs w:val="28"/>
-        </w:rPr>
-        <w:t xml:space="preserve"> for radar signal conditioning</w:t>
-      </w:r>
-    </w:p>
-    <w:p>
-      <w:pPr>
-        <w:pStyle w:val="ListParagraph"/>
-        <w:numPr>
-          <w:ilvl w:val="0"/>
-          <w:numId w:val="28"/>
-        </w:numPr>
-        <w:spacing w:before="0"/>
-        <w:rPr>
-          <w:sz w:val="24"/>
-          <w:szCs w:val="28"/>
-        </w:rPr>
-      </w:pPr>
-      <w:r>
-        <w:rPr>
-          <w:b/>
-          <w:bCs/>
-          <w:sz w:val="24"/>
-          <w:szCs w:val="28"/>
-        </w:rPr>
-        <w:t>Integration of the K-LC5 radar module</w:t>
-      </w:r>
-      <w:r>
-        <w:rPr>
-          <w:sz w:val="24"/>
-          <w:szCs w:val="28"/>
-        </w:rPr>
-        <w:t xml:space="preserve"> with the STM32F4 Discovery board</w:t>
-      </w:r>
-    </w:p>
-    <w:p>
-      <w:pPr>
-        <w:pStyle w:val="ListParagraph"/>
-        <w:numPr>
-          <w:ilvl w:val="0"/>
-          <w:numId w:val="28"/>
-        </w:numPr>
-        <w:spacing w:before="0"/>
-        <w:rPr>
-          <w:sz w:val="24"/>
-          <w:szCs w:val="28"/>
-        </w:rPr>
-      </w:pPr>
-      <w:r>
-        <w:rPr>
-          <w:sz w:val="24"/>
-          <w:szCs w:val="28"/>
-        </w:rPr>
-        <w:t>Signal acquisition using the STM32 ADC</w:t>
-      </w:r>
-    </w:p>
-    <w:p>
-      <w:pPr>
-        <w:pStyle w:val="ListParagraph"/>
-        <w:numPr>
-          <w:ilvl w:val="0"/>
-          <w:numId w:val="28"/>
-        </w:numPr>
-        <w:spacing w:before="0"/>
-        <w:rPr>
-          <w:sz w:val="24"/>
-          <w:szCs w:val="28"/>
-        </w:rPr>
-      </w:pPr>
-      <w:r>
-        <w:rPr>
-          <w:b/>
-          <w:bCs/>
-          <w:sz w:val="24"/>
-          <w:szCs w:val="28"/>
-        </w:rPr>
-        <w:t>Firmware development</w:t>
-      </w:r>
-      <w:r>
-        <w:rPr>
-          <w:sz w:val="24"/>
-          <w:szCs w:val="28"/>
-        </w:rPr>
-        <w:t xml:space="preserve"> for filtering, respiration suppression, and heart rate extraction</w:t>
-      </w:r>
-    </w:p>
-    <w:p>
-      <w:pPr>
-        <w:pStyle w:val="ListParagraph"/>
-        <w:numPr>
-          <w:ilvl w:val="0"/>
-          <w:numId w:val="28"/>
-        </w:numPr>
-        <w:spacing w:before="0"/>
-        <w:rPr>
-          <w:sz w:val="24"/>
-          <w:szCs w:val="28"/>
-        </w:rPr>
-      </w:pPr>
-      <w:r>
-        <w:rPr>
-          <w:b/>
-          <w:bCs/>
-          <w:sz w:val="24"/>
-          <w:szCs w:val="28"/>
-        </w:rPr>
-        <w:t>Visualization of measurement data</w:t>
-      </w:r>
-      <w:r>
-        <w:rPr>
-          <w:sz w:val="24"/>
-          <w:szCs w:val="28"/>
-        </w:rPr>
-        <w:t xml:space="preserve"> via a suitable interface</w:t>
-      </w:r>
-    </w:p>
-    <w:p>
-      <w:pPr>
-        <w:pStyle w:val="ListParagraph"/>
-        <w:numPr>
-          <w:ilvl w:val="0"/>
-          <w:numId w:val="28"/>
-        </w:numPr>
-        <w:spacing w:before="0"/>
-        <w:rPr>
-          <w:sz w:val="24"/>
-          <w:szCs w:val="28"/>
-        </w:rPr>
-      </w:pPr>
-      <w:r>
-        <w:rPr>
-          <w:sz w:val="24"/>
-          <w:szCs w:val="28"/>
-        </w:rPr>
-        <w:t xml:space="preserve">Experimental </w:t>
-      </w:r>
-      <w:r>
-        <w:rPr>
-          <w:b/>
-          <w:bCs/>
-          <w:sz w:val="24"/>
-          <w:szCs w:val="28"/>
-        </w:rPr>
-        <w:t>validation</w:t>
-      </w:r>
-      <w:r>
-        <w:rPr>
-          <w:sz w:val="24"/>
-          <w:szCs w:val="28"/>
-        </w:rPr>
-        <w:t xml:space="preserve"> through comparison with a reference </w:t>
-      </w:r>
-      <w:r>
-        <w:rPr>
-          <w:sz w:val="24"/>
-          <w:szCs w:val="28"/>
-        </w:rPr>
-        <w:t xml:space="preserve">ECG </w:t>
-      </w:r>
-      <w:r>
-        <w:rPr>
-          <w:sz w:val="24"/>
-          <w:szCs w:val="28"/>
-        </w:rPr>
-        <w:t>heart rate sensor</w:t>
-      </w:r>
-    </w:p>
-    <w:p>
-      <w:pPr>
-        <w:pStyle w:val="ListParagraph"/>
-        <w:numPr>
-          <w:ilvl w:val="0"/>
-          <w:numId w:val="28"/>
-        </w:numPr>
-        <w:spacing w:before="0"/>
-        <w:rPr>
-          <w:sz w:val="24"/>
-          <w:szCs w:val="28"/>
-        </w:rPr>
-      </w:pPr>
-      <w:r>
-        <w:rPr>
-          <w:sz w:val="24"/>
-          <w:szCs w:val="28"/>
-        </w:rPr>
-        <w:t>A</w:t>
-      </w:r>
-      <w:r>
-        <w:rPr>
-          <w:sz w:val="24"/>
-          <w:szCs w:val="28"/>
-        </w:rPr>
-        <w:t xml:space="preserve"> </w:t>
-      </w:r>
-      <w:r>
-        <w:rPr>
-          <w:b/>
-          <w:bCs/>
-          <w:sz w:val="24"/>
-          <w:szCs w:val="28"/>
-        </w:rPr>
-        <w:t>dielectric lens</w:t>
-      </w:r>
-      <w:r>
-        <w:rPr>
-          <w:sz w:val="24"/>
-          <w:szCs w:val="28"/>
-        </w:rPr>
-        <w:t xml:space="preserve"> may be used to focus the radar beam and improve signal quality</w:t>
-      </w:r>
-    </w:p>
-    <w:p>
-      <w:pPr>
-        <w:spacing w:before="0"/>
-        <w:rPr>
-          <w:sz w:val="24"/>
-          <w:szCs w:val="28"/>
-        </w:rPr>
-      </w:pPr>
-    </w:p>
-    <w:p>
-      <w:pPr>
         <w:pStyle w:val="Heading2"/>
       </w:pPr>
-      <w:r>
-        <w:t xml:space="preserve">Appendix A </w:t>
-      </w:r>
-      <w:r>
-        <w:t>–</w:t>
-      </w:r>
-      <w:r>
-        <w:t xml:space="preserve"> System Illustration</w:t>
-      </w:r>
     </w:p>
     <w:p>
       <w:pPr>
@@ -5372,7 +5011,6 @@
   <w:style w:type="character" w:default="1" w:styleId="DefaultParagraphFont">
     <w:name w:val="Default Paragraph Font"/>
     <w:uiPriority w:val="1"/>
-    <w:semiHidden/>
     <w:unhideWhenUsed/>
   </w:style>
   <w:style w:type="table" w:default="1" w:styleId="TableNormal">
